--- a/Linux Basic Commands.docx
+++ b/Linux Basic Commands.docx
@@ -1,103 +1,124 @@
 
 <file path=word/document.xml><?xml version="1.0" encoding="utf-8"?>
-<w:document xmlns:mc="http://schemas.openxmlformats.org/markup-compatibility/2006" xmlns:o="urn:schemas-microsoft-com:office:office" xmlns:r="http://schemas.openxmlformats.org/officeDocument/2006/relationships" xmlns:m="http://schemas.openxmlformats.org/officeDocument/2006/math" xmlns:v="urn:schemas-microsoft-com:vml" xmlns:wp="http://schemas.openxmlformats.org/drawingml/2006/wordprocessingDrawing" xmlns:w10="urn:schemas-microsoft-com:office:word" xmlns:w="http://schemas.openxmlformats.org/wordprocessingml/2006/main" xmlns:wne="http://schemas.microsoft.com/office/word/2006/wordml" xmlns:sl="http://schemas.openxmlformats.org/schemaLibrary/2006/main" xmlns:a="http://schemas.openxmlformats.org/drawingml/2006/main" xmlns:pic="http://schemas.openxmlformats.org/drawingml/2006/picture" xmlns:c="http://schemas.openxmlformats.org/drawingml/2006/chart" xmlns:lc="http://schemas.openxmlformats.org/drawingml/2006/lockedCanvas" xmlns:dgm="http://schemas.openxmlformats.org/drawingml/2006/diagram" xmlns:wps="http://schemas.microsoft.com/office/word/2010/wordprocessingShape" xmlns:wpg="http://schemas.microsoft.com/office/word/2010/wordprocessingGroup" xmlns:w14="http://schemas.microsoft.com/office/word/2010/wordml" xmlns:w15="http://schemas.microsoft.com/office/word/2012/wordml" xmlns:w16="http://schemas.microsoft.com/office/word/2018/wordml" xmlns:w16cex="http://schemas.microsoft.com/office/word/2018/wordml/cex" xmlns:w16cid="http://schemas.microsoft.com/office/word/2016/wordml/cid" xmlns="http://schemas.microsoft.com/office/tasks/2019/documenttasks" xmlns:cr="http://schemas.microsoft.com/office/comments/2020/reactions">
+<w:document xmlns:ve="http://schemas.openxmlformats.org/markup-compatibility/2006" xmlns:o="urn:schemas-microsoft-com:office:office" xmlns:r="http://schemas.openxmlformats.org/officeDocument/2006/relationships" xmlns:m="http://schemas.openxmlformats.org/officeDocument/2006/math" xmlns:v="urn:schemas-microsoft-com:vml" xmlns:wp="http://schemas.openxmlformats.org/drawingml/2006/wordprocessingDrawing" xmlns:w10="urn:schemas-microsoft-com:office:word" xmlns:w="http://schemas.openxmlformats.org/wordprocessingml/2006/main" xmlns:wne="http://schemas.microsoft.com/office/word/2006/wordml">
   <w:body>
     <w:p>
       <w:pPr>
+        <w:pStyle w:val="normal0"/>
         <w:jc w:val="center"/>
         <w:rPr>
-          <w:b w:val="1"/>
-          <w:bCs w:val="1"/>
-          <w:color w:val="4a86e8"/>
+          <w:b/>
+          <w:bCs/>
+          <w:color w:val="4A86E8"/>
           <w:sz w:val="30"/>
           <w:szCs w:val="30"/>
         </w:rPr>
       </w:pPr>
       <w:r>
         <w:rPr>
-          <w:b w:val="1"/>
-          <w:bCs w:val="1"/>
-          <w:color w:val="4a86e8"/>
+          <w:b/>
+          <w:bCs/>
+          <w:color w:val="4A86E8"/>
           <w:sz w:val="30"/>
           <w:szCs w:val="30"/>
-          <w:rtl w:val="0"/>
-        </w:rPr>
-        <w:t xml:space="preserve">Linux Assignment</w:t>
-      </w:r>
-    </w:p>
-    <w:p>
-      <w:pPr>
-        <w:rPr>
-          <w:b w:val="1"/>
-          <w:bCs w:val="1"/>
+        </w:rPr>
+        <w:t>Linux Assignment</w:t>
+      </w:r>
+    </w:p>
+    <w:p>
+      <w:pPr>
+        <w:pStyle w:val="normal0"/>
+        <w:rPr>
+          <w:b/>
+          <w:bCs/>
           <w:sz w:val="28"/>
           <w:szCs w:val="28"/>
         </w:rPr>
       </w:pPr>
       <w:r>
         <w:rPr>
-          <w:b w:val="1"/>
-          <w:bCs w:val="1"/>
+          <w:b/>
+          <w:bCs/>
           <w:sz w:val="28"/>
           <w:szCs w:val="28"/>
-          <w:rtl w:val="0"/>
-        </w:rPr>
-        <w:t xml:space="preserve">1. Creating and Renaming Files/Directories</w:t>
-      </w:r>
-    </w:p>
-    <w:p>
-      <w:pPr>
-        <w:rPr/>
-      </w:pPr>
-      <w:r>
-        <w:rPr>
-          <w:sz w:val="24"/>
-          <w:szCs w:val="24"/>
-          <w:rtl w:val="0"/>
-        </w:rPr>
-        <w:t xml:space="preserve">1.1 Create a directory named test_dir using mkdir</w:t>
-      </w:r>
-      <w:r>
-        <w:rPr>
-          <w:rtl w:val="0"/>
-        </w:rPr>
+        </w:rPr>
+        <w:t>1. Creating and Renaming Files/Directories</w:t>
+      </w:r>
+    </w:p>
+    <w:p>
+      <w:pPr>
+        <w:pStyle w:val="normal0"/>
+      </w:pPr>
+      <w:r>
+        <w:rPr>
+          <w:sz w:val="24"/>
+          <w:szCs w:val="24"/>
+        </w:rPr>
+        <w:t xml:space="preserve">1.1 Create a directory named </w:t>
+      </w:r>
+      <w:proofErr w:type="spellStart"/>
+      <w:r>
+        <w:rPr>
+          <w:sz w:val="24"/>
+          <w:szCs w:val="24"/>
+        </w:rPr>
+        <w:t>test_dir</w:t>
+      </w:r>
+      <w:proofErr w:type="spellEnd"/>
+      <w:r>
+        <w:rPr>
+          <w:sz w:val="24"/>
+          <w:szCs w:val="24"/>
+        </w:rPr>
+        <w:t xml:space="preserve"> using </w:t>
+      </w:r>
+      <w:proofErr w:type="spellStart"/>
+      <w:r>
+        <w:rPr>
+          <w:sz w:val="24"/>
+          <w:szCs w:val="24"/>
+        </w:rPr>
+        <w:t>mkdir</w:t>
+      </w:r>
+      <w:proofErr w:type="spellEnd"/>
+      <w:r>
         <w:t xml:space="preserve"> </w:t>
       </w:r>
     </w:p>
     <w:p>
       <w:pPr>
-        <w:rPr/>
-      </w:pPr>
-      <w:r>
-        <w:rPr>
-          <w:rtl w:val="0"/>
-        </w:rPr>
+        <w:pStyle w:val="normal0"/>
+      </w:pPr>
+      <w:r>
         <w:tab/>
-        <w:t xml:space="preserve">It is used to create a new directory.</w:t>
-      </w:r>
-    </w:p>
-    <w:p>
-      <w:pPr>
+        <w:t>It is used to create a new directory.</w:t>
+      </w:r>
+    </w:p>
+    <w:p>
+      <w:pPr>
+        <w:pStyle w:val="normal0"/>
         <w:jc w:val="center"/>
-        <w:rPr/>
-      </w:pPr>
-      <w:r>
-        <w:rPr/>
+      </w:pPr>
+      <w:r>
+        <w:rPr>
+          <w:noProof/>
+        </w:rPr>
         <w:drawing>
-          <wp:inline distB="114300" distT="114300" distL="114300" distR="114300">
+          <wp:inline distT="114300" distB="114300" distL="114300" distR="114300">
             <wp:extent cx="4452938" cy="3834944"/>
-            <wp:effectExtent b="0" l="0" r="0" t="0"/>
+            <wp:effectExtent l="0" t="0" r="0" b="0"/>
             <wp:docPr id="16" name="image16.png"/>
-            <a:graphic>
+            <wp:cNvGraphicFramePr/>
+            <a:graphic xmlns:a="http://schemas.openxmlformats.org/drawingml/2006/main">
               <a:graphicData uri="http://schemas.openxmlformats.org/drawingml/2006/picture">
-                <pic:pic>
+                <pic:pic xmlns:pic="http://schemas.openxmlformats.org/drawingml/2006/picture">
                   <pic:nvPicPr>
                     <pic:cNvPr id="0" name="image16.png"/>
                     <pic:cNvPicPr preferRelativeResize="0"/>
                   </pic:nvPicPr>
                   <pic:blipFill>
-                    <a:blip r:embed="rId6"/>
-                    <a:srcRect b="0" l="0" r="0" t="0"/>
+                    <a:blip r:embed="rId4"/>
+                    <a:srcRect/>
                     <a:stretch>
                       <a:fillRect/>
                     </a:stretch>
@@ -107,7 +128,9 @@
                       <a:off x="0" y="0"/>
                       <a:ext cx="4452938" cy="3834944"/>
                     </a:xfrm>
-                    <a:prstGeom prst="rect"/>
+                    <a:prstGeom prst="rect">
+                      <a:avLst/>
+                    </a:prstGeom>
                     <a:ln/>
                   </pic:spPr>
                 </pic:pic>
@@ -116,24 +139,15 @@
           </wp:inline>
         </w:drawing>
       </w:r>
-      <w:r>
-        <w:rPr>
-          <w:rtl w:val="0"/>
-        </w:rPr>
-      </w:r>
-    </w:p>
-    <w:p>
-      <w:pPr>
-        <w:rPr/>
-      </w:pPr>
-      <w:r>
-        <w:rPr>
-          <w:rtl w:val="0"/>
-        </w:rPr>
-      </w:r>
-    </w:p>
-    <w:p>
-      <w:pPr>
+    </w:p>
+    <w:p>
+      <w:pPr>
+        <w:pStyle w:val="normal0"/>
+      </w:pPr>
+    </w:p>
+    <w:p>
+      <w:pPr>
+        <w:pStyle w:val="normal0"/>
         <w:spacing w:before="240" w:line="360" w:lineRule="auto"/>
         <w:rPr>
           <w:sz w:val="24"/>
@@ -143,28 +157,20 @@
       <w:r>
         <w:br w:type="page"/>
       </w:r>
-      <w:r>
-        <w:rPr>
-          <w:rtl w:val="0"/>
-        </w:rPr>
-      </w:r>
-    </w:p>
-    <w:p>
-      <w:pPr>
+    </w:p>
+    <w:p>
+      <w:pPr>
+        <w:pStyle w:val="normal0"/>
         <w:spacing w:before="240" w:line="360" w:lineRule="auto"/>
         <w:rPr>
           <w:sz w:val="24"/>
           <w:szCs w:val="24"/>
         </w:rPr>
       </w:pPr>
-      <w:r>
-        <w:rPr>
-          <w:rtl w:val="0"/>
-        </w:rPr>
-      </w:r>
-    </w:p>
-    <w:p>
-      <w:pPr>
+    </w:p>
+    <w:p>
+      <w:pPr>
+        <w:pStyle w:val="normal0"/>
         <w:spacing w:before="240" w:line="360" w:lineRule="auto"/>
         <w:rPr>
           <w:sz w:val="24"/>
@@ -175,13 +181,29 @@
         <w:rPr>
           <w:sz w:val="24"/>
           <w:szCs w:val="24"/>
-          <w:rtl w:val="0"/>
-        </w:rPr>
-        <w:t xml:space="preserve">1.2 Inside test_dir, create an empty file called example.txt</w:t>
-      </w:r>
-    </w:p>
-    <w:p>
-      <w:pPr>
+        </w:rPr>
+        <w:t xml:space="preserve">1.2 Inside </w:t>
+      </w:r>
+      <w:proofErr w:type="spellStart"/>
+      <w:r>
+        <w:rPr>
+          <w:sz w:val="24"/>
+          <w:szCs w:val="24"/>
+        </w:rPr>
+        <w:t>test_dir</w:t>
+      </w:r>
+      <w:proofErr w:type="spellEnd"/>
+      <w:r>
+        <w:rPr>
+          <w:sz w:val="24"/>
+          <w:szCs w:val="24"/>
+        </w:rPr>
+        <w:t>, create an empty file called example.txt</w:t>
+      </w:r>
+    </w:p>
+    <w:p>
+      <w:pPr>
+        <w:pStyle w:val="normal0"/>
         <w:spacing w:before="240" w:line="240" w:lineRule="auto"/>
         <w:rPr>
           <w:sz w:val="24"/>
@@ -192,14 +214,20 @@
         <w:rPr>
           <w:sz w:val="24"/>
           <w:szCs w:val="24"/>
-          <w:rtl w:val="0"/>
         </w:rPr>
         <w:tab/>
-        <w:t xml:space="preserve">Using CD we can move to particular file location.</w:t>
-      </w:r>
-    </w:p>
-    <w:p>
-      <w:pPr>
+      </w:r>
+      <w:r>
+        <w:rPr>
+          <w:sz w:val="24"/>
+          <w:szCs w:val="24"/>
+        </w:rPr>
+        <w:t>Using CD we can move to particular file location.</w:t>
+      </w:r>
+    </w:p>
+    <w:p>
+      <w:pPr>
+        <w:pStyle w:val="normal0"/>
         <w:spacing w:before="240" w:line="240" w:lineRule="auto"/>
         <w:rPr>
           <w:sz w:val="24"/>
@@ -210,39 +238,36 @@
         <w:rPr>
           <w:sz w:val="24"/>
           <w:szCs w:val="24"/>
-          <w:rtl w:val="0"/>
         </w:rPr>
         <w:tab/>
-        <w:t xml:space="preserve">Using the touch command we can create a new file.</w:t>
-      </w:r>
-      <w:r>
-        <w:rPr>
-          <w:rtl w:val="0"/>
-        </w:rPr>
-      </w:r>
-    </w:p>
-    <w:p>
-      <w:pPr>
+        <w:t>Using the touch command we can create a new file.</w:t>
+      </w:r>
+    </w:p>
+    <w:p>
+      <w:pPr>
+        <w:pStyle w:val="normal0"/>
         <w:jc w:val="center"/>
-        <w:rPr/>
-      </w:pPr>
-      <w:r>
-        <w:rPr/>
+      </w:pPr>
+      <w:r>
+        <w:rPr>
+          <w:noProof/>
+        </w:rPr>
         <w:drawing>
-          <wp:inline distB="114300" distT="114300" distL="114300" distR="114300">
+          <wp:inline distT="114300" distB="114300" distL="114300" distR="114300">
             <wp:extent cx="4748213" cy="3367918"/>
-            <wp:effectExtent b="0" l="0" r="0" t="0"/>
+            <wp:effectExtent l="0" t="0" r="0" b="0"/>
             <wp:docPr id="8" name="image4.png"/>
-            <a:graphic>
+            <wp:cNvGraphicFramePr/>
+            <a:graphic xmlns:a="http://schemas.openxmlformats.org/drawingml/2006/main">
               <a:graphicData uri="http://schemas.openxmlformats.org/drawingml/2006/picture">
-                <pic:pic>
+                <pic:pic xmlns:pic="http://schemas.openxmlformats.org/drawingml/2006/picture">
                   <pic:nvPicPr>
                     <pic:cNvPr id="0" name="image4.png"/>
                     <pic:cNvPicPr preferRelativeResize="0"/>
                   </pic:nvPicPr>
                   <pic:blipFill>
-                    <a:blip r:embed="rId7"/>
-                    <a:srcRect b="0" l="0" r="0" t="0"/>
+                    <a:blip r:embed="rId5"/>
+                    <a:srcRect/>
                     <a:stretch>
                       <a:fillRect/>
                     </a:stretch>
@@ -252,7 +277,9 @@
                       <a:off x="0" y="0"/>
                       <a:ext cx="4748213" cy="3367918"/>
                     </a:xfrm>
-                    <a:prstGeom prst="rect"/>
+                    <a:prstGeom prst="rect">
+                      <a:avLst/>
+                    </a:prstGeom>
                     <a:ln/>
                   </pic:spPr>
                 </pic:pic>
@@ -261,34 +288,32 @@
           </wp:inline>
         </w:drawing>
       </w:r>
-      <w:r>
-        <w:rPr>
-          <w:rtl w:val="0"/>
-        </w:rPr>
-      </w:r>
-    </w:p>
-    <w:p>
-      <w:pPr>
+    </w:p>
+    <w:p>
+      <w:pPr>
+        <w:pStyle w:val="normal0"/>
         <w:jc w:val="center"/>
-        <w:rPr/>
-      </w:pPr>
-      <w:r>
-        <w:rPr/>
+      </w:pPr>
+      <w:r>
+        <w:rPr>
+          <w:noProof/>
+        </w:rPr>
         <w:drawing>
-          <wp:inline distB="114300" distT="114300" distL="114300" distR="114300">
+          <wp:inline distT="114300" distB="114300" distL="114300" distR="114300">
             <wp:extent cx="4538663" cy="2827240"/>
-            <wp:effectExtent b="0" l="0" r="0" t="0"/>
+            <wp:effectExtent l="0" t="0" r="0" b="0"/>
             <wp:docPr id="6" name="image7.png"/>
-            <a:graphic>
+            <wp:cNvGraphicFramePr/>
+            <a:graphic xmlns:a="http://schemas.openxmlformats.org/drawingml/2006/main">
               <a:graphicData uri="http://schemas.openxmlformats.org/drawingml/2006/picture">
-                <pic:pic>
+                <pic:pic xmlns:pic="http://schemas.openxmlformats.org/drawingml/2006/picture">
                   <pic:nvPicPr>
                     <pic:cNvPr id="0" name="image7.png"/>
                     <pic:cNvPicPr preferRelativeResize="0"/>
                   </pic:nvPicPr>
                   <pic:blipFill>
-                    <a:blip r:embed="rId8"/>
-                    <a:srcRect b="0" l="0" r="0" t="0"/>
+                    <a:blip r:embed="rId6"/>
+                    <a:srcRect/>
                     <a:stretch>
                       <a:fillRect/>
                     </a:stretch>
@@ -298,7 +323,9 @@
                       <a:off x="0" y="0"/>
                       <a:ext cx="4538663" cy="2827240"/>
                     </a:xfrm>
-                    <a:prstGeom prst="rect"/>
+                    <a:prstGeom prst="rect">
+                      <a:avLst/>
+                    </a:prstGeom>
                     <a:ln/>
                   </pic:spPr>
                 </pic:pic>
@@ -307,38 +334,24 @@
           </wp:inline>
         </w:drawing>
       </w:r>
-      <w:r>
-        <w:rPr>
-          <w:rtl w:val="0"/>
-        </w:rPr>
-      </w:r>
-    </w:p>
-    <w:p>
-      <w:pPr>
-        <w:rPr/>
+    </w:p>
+    <w:p>
+      <w:pPr>
+        <w:pStyle w:val="normal0"/>
       </w:pPr>
       <w:r>
         <w:br w:type="page"/>
       </w:r>
-      <w:r>
-        <w:rPr>
-          <w:rtl w:val="0"/>
-        </w:rPr>
-      </w:r>
-    </w:p>
-    <w:p>
-      <w:pPr>
+    </w:p>
+    <w:p>
+      <w:pPr>
+        <w:pStyle w:val="normal0"/>
         <w:spacing w:before="240" w:line="360" w:lineRule="auto"/>
-        <w:rPr/>
-      </w:pPr>
-      <w:r>
-        <w:rPr>
-          <w:rtl w:val="0"/>
-        </w:rPr>
-      </w:r>
-    </w:p>
-    <w:p>
-      <w:pPr>
+      </w:pPr>
+    </w:p>
+    <w:p>
+      <w:pPr>
+        <w:pStyle w:val="normal0"/>
         <w:spacing w:before="240" w:line="240" w:lineRule="auto"/>
         <w:rPr>
           <w:sz w:val="24"/>
@@ -349,13 +362,22 @@
         <w:rPr>
           <w:sz w:val="24"/>
           <w:szCs w:val="24"/>
-          <w:rtl w:val="0"/>
-        </w:rPr>
-        <w:t xml:space="preserve">1.3 Rename example.txt to renamed_example.txt using mv</w:t>
-      </w:r>
-    </w:p>
-    <w:p>
-      <w:pPr>
+        </w:rPr>
+        <w:t xml:space="preserve">1.3 Rename example.txt to renamed_example.txt using </w:t>
+      </w:r>
+      <w:proofErr w:type="spellStart"/>
+      <w:r>
+        <w:rPr>
+          <w:sz w:val="24"/>
+          <w:szCs w:val="24"/>
+        </w:rPr>
+        <w:t>mv</w:t>
+      </w:r>
+      <w:proofErr w:type="spellEnd"/>
+    </w:p>
+    <w:p>
+      <w:pPr>
+        <w:pStyle w:val="normal0"/>
         <w:spacing w:before="240" w:line="360" w:lineRule="auto"/>
         <w:rPr>
           <w:sz w:val="24"/>
@@ -366,33 +388,58 @@
         <w:rPr>
           <w:sz w:val="24"/>
           <w:szCs w:val="24"/>
-          <w:rtl w:val="0"/>
-        </w:rPr>
-        <w:t xml:space="preserve">Using the mv command we can move files from one location to another location also we can rename the file using this command.</w:t>
-      </w:r>
-    </w:p>
-    <w:p>
-      <w:pPr>
+        </w:rPr>
+        <w:t xml:space="preserve">Using the </w:t>
+      </w:r>
+      <w:proofErr w:type="spellStart"/>
+      <w:r>
+        <w:rPr>
+          <w:sz w:val="24"/>
+          <w:szCs w:val="24"/>
+        </w:rPr>
+        <w:t>mv</w:t>
+      </w:r>
+      <w:proofErr w:type="spellEnd"/>
+      <w:r>
+        <w:rPr>
+          <w:sz w:val="24"/>
+          <w:szCs w:val="24"/>
+        </w:rPr>
+        <w:t xml:space="preserve"> command we can move files from one location to another location also we can rena</w:t>
+      </w:r>
+      <w:r>
+        <w:rPr>
+          <w:sz w:val="24"/>
+          <w:szCs w:val="24"/>
+        </w:rPr>
+        <w:t>me the file using this command.</w:t>
+      </w:r>
+    </w:p>
+    <w:p>
+      <w:pPr>
+        <w:pStyle w:val="normal0"/>
         <w:jc w:val="center"/>
-        <w:rPr/>
-      </w:pPr>
-      <w:r>
-        <w:rPr/>
+      </w:pPr>
+      <w:r>
+        <w:rPr>
+          <w:noProof/>
+        </w:rPr>
         <w:drawing>
-          <wp:inline distB="114300" distT="114300" distL="114300" distR="114300">
+          <wp:inline distT="114300" distB="114300" distL="114300" distR="114300">
             <wp:extent cx="4833938" cy="2962995"/>
-            <wp:effectExtent b="0" l="0" r="0" t="0"/>
+            <wp:effectExtent l="0" t="0" r="0" b="0"/>
             <wp:docPr id="7" name="image12.png"/>
-            <a:graphic>
+            <wp:cNvGraphicFramePr/>
+            <a:graphic xmlns:a="http://schemas.openxmlformats.org/drawingml/2006/main">
               <a:graphicData uri="http://schemas.openxmlformats.org/drawingml/2006/picture">
-                <pic:pic>
+                <pic:pic xmlns:pic="http://schemas.openxmlformats.org/drawingml/2006/picture">
                   <pic:nvPicPr>
                     <pic:cNvPr id="0" name="image12.png"/>
                     <pic:cNvPicPr preferRelativeResize="0"/>
                   </pic:nvPicPr>
                   <pic:blipFill>
-                    <a:blip r:embed="rId9"/>
-                    <a:srcRect b="0" l="0" r="0" t="0"/>
+                    <a:blip r:embed="rId7"/>
+                    <a:srcRect/>
                     <a:stretch>
                       <a:fillRect/>
                     </a:stretch>
@@ -402,7 +449,9 @@
                       <a:off x="0" y="0"/>
                       <a:ext cx="4833938" cy="2962995"/>
                     </a:xfrm>
-                    <a:prstGeom prst="rect"/>
+                    <a:prstGeom prst="rect">
+                      <a:avLst/>
+                    </a:prstGeom>
                     <a:ln/>
                   </pic:spPr>
                 </pic:pic>
@@ -411,34 +460,32 @@
           </wp:inline>
         </w:drawing>
       </w:r>
-      <w:r>
-        <w:rPr>
-          <w:rtl w:val="0"/>
-        </w:rPr>
-      </w:r>
-    </w:p>
-    <w:p>
-      <w:pPr>
+    </w:p>
+    <w:p>
+      <w:pPr>
+        <w:pStyle w:val="normal0"/>
         <w:jc w:val="center"/>
-        <w:rPr/>
-      </w:pPr>
-      <w:r>
-        <w:rPr/>
+      </w:pPr>
+      <w:r>
+        <w:rPr>
+          <w:noProof/>
+        </w:rPr>
         <w:drawing>
-          <wp:inline distB="114300" distT="114300" distL="114300" distR="114300">
+          <wp:inline distT="114300" distB="114300" distL="114300" distR="114300">
             <wp:extent cx="4449600" cy="3148212"/>
-            <wp:effectExtent b="0" l="0" r="0" t="0"/>
+            <wp:effectExtent l="0" t="0" r="0" b="0"/>
             <wp:docPr id="10" name="image3.png"/>
-            <a:graphic>
+            <wp:cNvGraphicFramePr/>
+            <a:graphic xmlns:a="http://schemas.openxmlformats.org/drawingml/2006/main">
               <a:graphicData uri="http://schemas.openxmlformats.org/drawingml/2006/picture">
-                <pic:pic>
+                <pic:pic xmlns:pic="http://schemas.openxmlformats.org/drawingml/2006/picture">
                   <pic:nvPicPr>
                     <pic:cNvPr id="0" name="image3.png"/>
                     <pic:cNvPicPr preferRelativeResize="0"/>
                   </pic:nvPicPr>
                   <pic:blipFill>
-                    <a:blip r:embed="rId10"/>
-                    <a:srcRect b="0" l="0" r="0" t="0"/>
+                    <a:blip r:embed="rId8"/>
+                    <a:srcRect/>
                     <a:stretch>
                       <a:fillRect/>
                     </a:stretch>
@@ -448,7 +495,9 @@
                       <a:off x="0" y="0"/>
                       <a:ext cx="4449600" cy="3148212"/>
                     </a:xfrm>
-                    <a:prstGeom prst="rect"/>
+                    <a:prstGeom prst="rect">
+                      <a:avLst/>
+                    </a:prstGeom>
                     <a:ln/>
                   </pic:spPr>
                 </pic:pic>
@@ -457,107 +506,100 @@
           </wp:inline>
         </w:drawing>
       </w:r>
-      <w:r>
-        <w:rPr>
-          <w:rtl w:val="0"/>
-        </w:rPr>
-      </w:r>
-    </w:p>
-    <w:p>
-      <w:pPr>
-        <w:rPr/>
+    </w:p>
+    <w:p>
+      <w:pPr>
+        <w:pStyle w:val="normal0"/>
       </w:pPr>
       <w:r>
         <w:br w:type="page"/>
       </w:r>
-      <w:r>
-        <w:rPr>
-          <w:rtl w:val="0"/>
-        </w:rPr>
-      </w:r>
-    </w:p>
-    <w:p>
-      <w:pPr>
-        <w:rPr/>
-      </w:pPr>
-      <w:r>
-        <w:rPr>
-          <w:rtl w:val="0"/>
-        </w:rPr>
-      </w:r>
-    </w:p>
-    <w:p>
-      <w:pPr>
-        <w:rPr/>
-      </w:pPr>
-      <w:r>
-        <w:rPr>
-          <w:b w:val="1"/>
-          <w:bCs w:val="1"/>
+    </w:p>
+    <w:p>
+      <w:pPr>
+        <w:pStyle w:val="normal0"/>
+      </w:pPr>
+    </w:p>
+    <w:p>
+      <w:pPr>
+        <w:pStyle w:val="normal0"/>
+      </w:pPr>
+      <w:r>
+        <w:rPr>
+          <w:b/>
+          <w:bCs/>
           <w:sz w:val="28"/>
           <w:szCs w:val="28"/>
-          <w:rtl w:val="0"/>
-        </w:rPr>
-        <w:t xml:space="preserve">2. Viewing File Contents</w:t>
-      </w:r>
-      <w:r>
-        <w:rPr>
-          <w:rtl w:val="0"/>
-        </w:rPr>
+        </w:rPr>
+        <w:t>2. Viewing File Contents</w:t>
+      </w:r>
+      <w:r>
         <w:t xml:space="preserve"> </w:t>
       </w:r>
     </w:p>
     <w:p>
       <w:pPr>
-        <w:rPr/>
-      </w:pPr>
-      <w:r>
-        <w:rPr>
-          <w:sz w:val="24"/>
-          <w:szCs w:val="24"/>
-          <w:rtl w:val="0"/>
-        </w:rPr>
-        <w:t xml:space="preserve">2.1 Use cat to display the contents of /etc/passwd.</w:t>
-      </w:r>
-      <w:r>
-        <w:rPr>
-          <w:rtl w:val="0"/>
-        </w:rPr>
+        <w:pStyle w:val="normal0"/>
+      </w:pPr>
+      <w:r>
+        <w:rPr>
+          <w:sz w:val="24"/>
+          <w:szCs w:val="24"/>
+        </w:rPr>
+        <w:t>2.1 Use cat to display the contents of /etc/</w:t>
+      </w:r>
+      <w:proofErr w:type="spellStart"/>
+      <w:r>
+        <w:rPr>
+          <w:sz w:val="24"/>
+          <w:szCs w:val="24"/>
+        </w:rPr>
+        <w:t>passwd</w:t>
+      </w:r>
+      <w:proofErr w:type="spellEnd"/>
+      <w:r>
+        <w:rPr>
+          <w:sz w:val="24"/>
+          <w:szCs w:val="24"/>
+        </w:rPr>
+        <w:t>.</w:t>
+      </w:r>
+      <w:r>
         <w:t xml:space="preserve"> </w:t>
       </w:r>
     </w:p>
     <w:p>
       <w:pPr>
-        <w:rPr/>
-      </w:pPr>
-      <w:r>
-        <w:rPr>
-          <w:rtl w:val="0"/>
-        </w:rPr>
-        <w:t xml:space="preserve">Using cat command we can see the content of specific file.</w:t>
-      </w:r>
-    </w:p>
-    <w:p>
-      <w:pPr>
-        <w:rPr/>
-      </w:pPr>
-      <w:r>
-        <w:rPr/>
+        <w:pStyle w:val="normal0"/>
+      </w:pPr>
+      <w:r>
+        <w:t>Using cat command we can see the content of specific file.</w:t>
+      </w:r>
+    </w:p>
+    <w:p>
+      <w:pPr>
+        <w:pStyle w:val="normal0"/>
+      </w:pPr>
+      <w:r>
+        <w:rPr>
+          <w:noProof/>
+        </w:rPr>
         <w:drawing>
-          <wp:inline distB="114300" distT="114300" distL="114300" distR="114300">
+          <wp:inline distT="114300" distB="114300" distL="114300" distR="114300">
             <wp:extent cx="5731200" cy="4368800"/>
-            <wp:effectExtent b="0" l="0" r="0" t="0"/>
+            <wp:effectExtent l="0" t="0" r="0" b="0"/>
             <wp:docPr id="3" name="image15.png"/>
-            <a:graphic>
+            <wp:cNvGraphicFramePr/>
+            <a:graphic xmlns:a="http://schemas.openxmlformats.org/drawingml/2006/main">
               <a:graphicData uri="http://schemas.openxmlformats.org/drawingml/2006/picture">
-                <pic:pic>
+                <pic:pic xmlns:pic="http://schemas.openxmlformats.org/drawingml/2006/picture">
                   <pic:nvPicPr>
                     <pic:cNvPr id="0" name="image15.png"/>
                     <pic:cNvPicPr preferRelativeResize="0"/>
                   </pic:nvPicPr>
                   <pic:blipFill>
-                    <a:blip r:embed="rId11"/>
-                    <a:srcRect b="0" l="0" r="0" t="0"/>
+                    <a:blip r:embed="rId9"/>
+                    <a:srcRect/>
                     <a:stretch>
                       <a:fillRect/>
                     </a:stretch>
@@ -567,7 +609,9 @@
                       <a:off x="0" y="0"/>
                       <a:ext cx="5731200" cy="4368800"/>
                     </a:xfrm>
-                    <a:prstGeom prst="rect"/>
+                    <a:prstGeom prst="rect">
+                      <a:avLst/>
+                    </a:prstGeom>
                     <a:ln/>
                   </pic:spPr>
                 </pic:pic>
@@ -576,133 +620,134 @@
           </wp:inline>
         </w:drawing>
       </w:r>
-      <w:r>
-        <w:rPr>
-          <w:rtl w:val="0"/>
-        </w:rPr>
-      </w:r>
-    </w:p>
-    <w:p>
-      <w:pPr>
-        <w:rPr/>
-      </w:pPr>
-      <w:r>
-        <w:rPr>
-          <w:rtl w:val="0"/>
-        </w:rPr>
-      </w:r>
-    </w:p>
-    <w:p>
-      <w:pPr>
-        <w:rPr/>
+    </w:p>
+    <w:p>
+      <w:pPr>
+        <w:pStyle w:val="normal0"/>
+      </w:pPr>
+    </w:p>
+    <w:p>
+      <w:pPr>
+        <w:pStyle w:val="normal0"/>
       </w:pPr>
       <w:r>
         <w:br w:type="page"/>
       </w:r>
-      <w:r>
-        <w:rPr>
-          <w:rtl w:val="0"/>
-        </w:rPr>
-      </w:r>
-    </w:p>
-    <w:p>
-      <w:pPr>
-        <w:rPr/>
-      </w:pPr>
-      <w:r>
-        <w:rPr>
-          <w:rtl w:val="0"/>
-        </w:rPr>
-      </w:r>
-    </w:p>
-    <w:p>
-      <w:pPr>
-        <w:rPr/>
-      </w:pPr>
-      <w:r>
-        <w:rPr>
-          <w:sz w:val="24"/>
-          <w:szCs w:val="24"/>
-          <w:rtl w:val="0"/>
-        </w:rPr>
-        <w:t xml:space="preserve">2.2 Display only the first 5 lines of /etc/passwd using head.</w:t>
-      </w:r>
-      <w:r>
-        <w:rPr>
-          <w:rtl w:val="0"/>
-        </w:rPr>
+    </w:p>
+    <w:p>
+      <w:pPr>
+        <w:pStyle w:val="normal0"/>
+      </w:pPr>
+    </w:p>
+    <w:p>
+      <w:pPr>
+        <w:pStyle w:val="normal0"/>
+      </w:pPr>
+      <w:r>
+        <w:rPr>
+          <w:sz w:val="24"/>
+          <w:szCs w:val="24"/>
+        </w:rPr>
+        <w:t>2.2 Display only the first 5 lines of /etc/</w:t>
+      </w:r>
+      <w:proofErr w:type="spellStart"/>
+      <w:r>
+        <w:rPr>
+          <w:sz w:val="24"/>
+          <w:szCs w:val="24"/>
+        </w:rPr>
+        <w:t>passwd</w:t>
+      </w:r>
+      <w:proofErr w:type="spellEnd"/>
+      <w:r>
+        <w:rPr>
+          <w:sz w:val="24"/>
+          <w:szCs w:val="24"/>
+        </w:rPr>
+        <w:t xml:space="preserve"> using head.</w:t>
+      </w:r>
+      <w:r>
         <w:t xml:space="preserve"> </w:t>
       </w:r>
     </w:p>
     <w:p>
       <w:pPr>
-        <w:rPr/>
-      </w:pPr>
-      <w:r>
-        <w:rPr>
-          <w:rtl w:val="0"/>
-        </w:rPr>
+        <w:pStyle w:val="normal0"/>
+      </w:pPr>
+      <w:r>
         <w:t xml:space="preserve">2.3 </w:t>
       </w:r>
       <w:r>
         <w:rPr>
           <w:sz w:val="24"/>
           <w:szCs w:val="24"/>
-          <w:rtl w:val="0"/>
-        </w:rPr>
-        <w:t xml:space="preserve">Display only the last 5 lines of /etc/passwd using tail.</w:t>
-      </w:r>
-      <w:r>
-        <w:rPr>
-          <w:rtl w:val="0"/>
-        </w:rPr>
+        </w:rPr>
+        <w:t>Display only the last 5 lines of /etc/</w:t>
+      </w:r>
+      <w:proofErr w:type="spellStart"/>
+      <w:r>
+        <w:rPr>
+          <w:sz w:val="24"/>
+          <w:szCs w:val="24"/>
+        </w:rPr>
+        <w:t>passwd</w:t>
+      </w:r>
+      <w:proofErr w:type="spellEnd"/>
+      <w:r>
+        <w:rPr>
+          <w:sz w:val="24"/>
+          <w:szCs w:val="24"/>
+        </w:rPr>
+        <w:t xml:space="preserve"> using tail.</w:t>
+      </w:r>
+      <w:r>
         <w:t xml:space="preserve"> </w:t>
       </w:r>
     </w:p>
     <w:p>
       <w:pPr>
-        <w:rPr/>
-      </w:pPr>
-      <w:r>
-        <w:rPr>
-          <w:rtl w:val="0"/>
-        </w:rPr>
-        <w:t xml:space="preserve">Head command is used to see specific content from top of the file. Like in below only first 5 lines are fetched from top.</w:t>
-      </w:r>
-    </w:p>
-    <w:p>
-      <w:pPr>
-        <w:rPr/>
-      </w:pPr>
-      <w:r>
-        <w:rPr>
-          <w:rtl w:val="0"/>
-        </w:rPr>
-        <w:t xml:space="preserve">Tail command is used to see specific content from the bottom of the file. Like in below only the last 5 lines are fetched from bottom.</w:t>
-      </w:r>
-    </w:p>
-    <w:p>
-      <w:pPr>
+        <w:pStyle w:val="normal0"/>
+      </w:pPr>
+      <w:r>
+        <w:t>Head command is used to see specific content from top of the file. Like in below only first 5 lines are fetched from top.</w:t>
+      </w:r>
+    </w:p>
+    <w:p>
+      <w:pPr>
+        <w:pStyle w:val="normal0"/>
+      </w:pPr>
+      <w:r>
+        <w:t>Tail command is used to see specific content from the bottom of the file. Li</w:t>
+      </w:r>
+      <w:r>
+        <w:t>ke in below only the last 5 lines are fetched from bottom.</w:t>
+      </w:r>
+    </w:p>
+    <w:p>
+      <w:pPr>
+        <w:pStyle w:val="normal0"/>
         <w:jc w:val="center"/>
-        <w:rPr/>
-      </w:pPr>
-      <w:r>
-        <w:rPr/>
+      </w:pPr>
+      <w:r>
+        <w:rPr>
+          <w:noProof/>
+        </w:rPr>
         <w:drawing>
-          <wp:inline distB="114300" distT="114300" distL="114300" distR="114300">
+          <wp:inline distT="114300" distB="114300" distL="114300" distR="114300">
             <wp:extent cx="4625109" cy="3636536"/>
-            <wp:effectExtent b="0" l="0" r="0" t="0"/>
+            <wp:effectExtent l="0" t="0" r="0" b="0"/>
             <wp:docPr id="15" name="image9.png"/>
-            <a:graphic>
+            <wp:cNvGraphicFramePr/>
+            <a:graphic xmlns:a="http://schemas.openxmlformats.org/drawingml/2006/main">
               <a:graphicData uri="http://schemas.openxmlformats.org/drawingml/2006/picture">
-                <pic:pic>
+                <pic:pic xmlns:pic="http://schemas.openxmlformats.org/drawingml/2006/picture">
                   <pic:nvPicPr>
                     <pic:cNvPr id="0" name="image9.png"/>
                     <pic:cNvPicPr preferRelativeResize="0"/>
                   </pic:nvPicPr>
                   <pic:blipFill>
-                    <a:blip r:embed="rId12"/>
-                    <a:srcRect b="0" l="0" r="0" t="0"/>
+                    <a:blip r:embed="rId10"/>
+                    <a:srcRect/>
                     <a:stretch>
                       <a:fillRect/>
                     </a:stretch>
@@ -712,7 +757,9 @@
                       <a:off x="0" y="0"/>
                       <a:ext cx="4625109" cy="3636536"/>
                     </a:xfrm>
-                    <a:prstGeom prst="rect"/>
+                    <a:prstGeom prst="rect">
+                      <a:avLst/>
+                    </a:prstGeom>
                     <a:ln/>
                   </pic:spPr>
                 </pic:pic>
@@ -721,104 +768,133 @@
           </wp:inline>
         </w:drawing>
       </w:r>
-      <w:r>
-        <w:rPr>
-          <w:rtl w:val="0"/>
-        </w:rPr>
-      </w:r>
-    </w:p>
-    <w:p>
-      <w:pPr>
-        <w:rPr/>
-      </w:pPr>
-      <w:r>
-        <w:rPr>
-          <w:rtl w:val="0"/>
-        </w:rPr>
-      </w:r>
-    </w:p>
-    <w:p>
-      <w:pPr>
-        <w:rPr>
-          <w:b w:val="1"/>
-          <w:bCs w:val="1"/>
+    </w:p>
+    <w:p>
+      <w:pPr>
+        <w:pStyle w:val="normal0"/>
+      </w:pPr>
+    </w:p>
+    <w:p>
+      <w:pPr>
+        <w:pStyle w:val="normal0"/>
+        <w:rPr>
+          <w:b/>
+          <w:bCs/>
           <w:sz w:val="28"/>
           <w:szCs w:val="28"/>
         </w:rPr>
       </w:pPr>
-      <w:r>
-        <w:rPr>
-          <w:b w:val="1"/>
-          <w:bCs w:val="1"/>
+      <w:proofErr w:type="gramStart"/>
+      <w:r>
+        <w:rPr>
+          <w:b/>
+          <w:bCs/>
           <w:sz w:val="28"/>
           <w:szCs w:val="28"/>
-          <w:rtl w:val="0"/>
-        </w:rPr>
-        <w:t xml:space="preserve">3.Searching for Patterns </w:t>
-      </w:r>
-    </w:p>
-    <w:p>
-      <w:pPr>
-        <w:rPr/>
-      </w:pPr>
-      <w:r>
-        <w:rPr>
-          <w:sz w:val="24"/>
-          <w:szCs w:val="24"/>
-          <w:rtl w:val="0"/>
-        </w:rPr>
-        <w:t xml:space="preserve">Use grep to find all lines containing the word "root" in /etc/passwd.</w:t>
-      </w:r>
-      <w:r>
-        <w:rPr>
-          <w:rtl w:val="0"/>
-        </w:rPr>
+        </w:rPr>
+        <w:t>3.Searching</w:t>
+      </w:r>
+      <w:proofErr w:type="gramEnd"/>
+      <w:r>
+        <w:rPr>
+          <w:b/>
+          <w:bCs/>
+          <w:sz w:val="28"/>
+          <w:szCs w:val="28"/>
+        </w:rPr>
+        <w:t xml:space="preserve"> for Patterns </w:t>
+      </w:r>
+    </w:p>
+    <w:p>
+      <w:pPr>
+        <w:pStyle w:val="normal0"/>
+      </w:pPr>
+      <w:r>
+        <w:rPr>
+          <w:sz w:val="24"/>
+          <w:szCs w:val="24"/>
+        </w:rPr>
+        <w:t xml:space="preserve">Use </w:t>
+      </w:r>
+      <w:proofErr w:type="spellStart"/>
+      <w:r>
+        <w:rPr>
+          <w:sz w:val="24"/>
+          <w:szCs w:val="24"/>
+        </w:rPr>
+        <w:t>grep</w:t>
+      </w:r>
+      <w:proofErr w:type="spellEnd"/>
+      <w:r>
+        <w:rPr>
+          <w:sz w:val="24"/>
+          <w:szCs w:val="24"/>
+        </w:rPr>
+        <w:t xml:space="preserve"> to find all lines containing the word "root" in /etc/</w:t>
+      </w:r>
+      <w:proofErr w:type="spellStart"/>
+      <w:r>
+        <w:rPr>
+          <w:sz w:val="24"/>
+          <w:szCs w:val="24"/>
+        </w:rPr>
+        <w:t>passwd</w:t>
+      </w:r>
+      <w:proofErr w:type="spellEnd"/>
+      <w:r>
+        <w:rPr>
+          <w:sz w:val="24"/>
+          <w:szCs w:val="24"/>
+        </w:rPr>
+        <w:t>.</w:t>
+      </w:r>
+      <w:r>
         <w:t xml:space="preserve"> </w:t>
       </w:r>
     </w:p>
     <w:p>
       <w:pPr>
-        <w:rPr/>
-      </w:pPr>
-      <w:r>
-        <w:rPr>
-          <w:rtl w:val="0"/>
-        </w:rPr>
-        <w:t xml:space="preserve">Grep command is used to search specific content in the file.</w:t>
-      </w:r>
-    </w:p>
-    <w:p>
-      <w:pPr>
-        <w:rPr/>
-      </w:pPr>
-      <w:r>
-        <w:rPr>
-          <w:rtl w:val="0"/>
-        </w:rPr>
-      </w:r>
-    </w:p>
-    <w:p>
-      <w:pPr>
+        <w:pStyle w:val="normal0"/>
+      </w:pPr>
+      <w:proofErr w:type="spellStart"/>
+      <w:r>
+        <w:t>Grep</w:t>
+      </w:r>
+      <w:proofErr w:type="spellEnd"/>
+      <w:r>
+        <w:t xml:space="preserve"> command is used to search specific content in the file.</w:t>
+      </w:r>
+    </w:p>
+    <w:p>
+      <w:pPr>
+        <w:pStyle w:val="normal0"/>
+      </w:pPr>
+    </w:p>
+    <w:p>
+      <w:pPr>
+        <w:pStyle w:val="normal0"/>
         <w:jc w:val="center"/>
-        <w:rPr/>
-      </w:pPr>
-      <w:r>
-        <w:rPr/>
+      </w:pPr>
+      <w:r>
+        <w:rPr>
+          <w:noProof/>
+        </w:rPr>
         <w:drawing>
-          <wp:inline distB="114300" distT="114300" distL="114300" distR="114300">
+          <wp:inline distT="114300" distB="114300" distL="114300" distR="114300">
             <wp:extent cx="5731200" cy="1498600"/>
-            <wp:effectExtent b="0" l="0" r="0" t="0"/>
+            <wp:effectExtent l="0" t="0" r="0" b="0"/>
             <wp:docPr id="9" name="image2.png"/>
-            <a:graphic>
+            <wp:cNvGraphicFramePr/>
+            <a:graphic xmlns:a="http://schemas.openxmlformats.org/drawingml/2006/main">
               <a:graphicData uri="http://schemas.openxmlformats.org/drawingml/2006/picture">
-                <pic:pic>
+                <pic:pic xmlns:pic="http://schemas.openxmlformats.org/drawingml/2006/picture">
                   <pic:nvPicPr>
                     <pic:cNvPr id="0" name="image2.png"/>
                     <pic:cNvPicPr preferRelativeResize="0"/>
                   </pic:nvPicPr>
                   <pic:blipFill>
-                    <a:blip r:embed="rId13"/>
-                    <a:srcRect b="0" l="0" r="0" t="0"/>
+                    <a:blip r:embed="rId11"/>
+                    <a:srcRect/>
                     <a:stretch>
                       <a:fillRect/>
                     </a:stretch>
@@ -828,7 +904,9 @@
                       <a:off x="0" y="0"/>
                       <a:ext cx="5731200" cy="1498600"/>
                     </a:xfrm>
-                    <a:prstGeom prst="rect"/>
+                    <a:prstGeom prst="rect">
+                      <a:avLst/>
+                    </a:prstGeom>
                     <a:ln/>
                   </pic:spPr>
                 </pic:pic>
@@ -840,46 +918,37 @@
       <w:r>
         <w:br w:type="page"/>
       </w:r>
-      <w:r>
-        <w:rPr>
-          <w:rtl w:val="0"/>
-        </w:rPr>
-      </w:r>
-    </w:p>
-    <w:p>
-      <w:pPr>
+    </w:p>
+    <w:p>
+      <w:pPr>
+        <w:pStyle w:val="normal0"/>
         <w:jc w:val="center"/>
-        <w:rPr/>
-      </w:pPr>
-      <w:r>
-        <w:rPr>
-          <w:rtl w:val="0"/>
-        </w:rPr>
-      </w:r>
-    </w:p>
-    <w:p>
-      <w:pPr>
+      </w:pPr>
+    </w:p>
+    <w:p>
+      <w:pPr>
+        <w:pStyle w:val="normal0"/>
         <w:spacing w:before="240" w:line="432" w:lineRule="auto"/>
         <w:rPr>
-          <w:b w:val="1"/>
-          <w:bCs w:val="1"/>
+          <w:b/>
+          <w:bCs/>
           <w:sz w:val="28"/>
           <w:szCs w:val="28"/>
         </w:rPr>
       </w:pPr>
       <w:r>
         <w:rPr>
-          <w:b w:val="1"/>
-          <w:bCs w:val="1"/>
+          <w:b/>
+          <w:bCs/>
           <w:sz w:val="28"/>
           <w:szCs w:val="28"/>
-          <w:rtl w:val="0"/>
-        </w:rPr>
-        <w:t xml:space="preserve">4. Zipping and Unzipping</w:t>
-      </w:r>
-    </w:p>
-    <w:p>
-      <w:pPr>
+        </w:rPr>
+        <w:t>4. Zipping and Unzipping</w:t>
+      </w:r>
+    </w:p>
+    <w:p>
+      <w:pPr>
+        <w:pStyle w:val="normal0"/>
         <w:spacing w:before="240" w:line="240" w:lineRule="auto"/>
         <w:rPr>
           <w:sz w:val="24"/>
@@ -890,13 +959,29 @@
         <w:rPr>
           <w:sz w:val="24"/>
           <w:szCs w:val="24"/>
-          <w:rtl w:val="0"/>
-        </w:rPr>
-        <w:t xml:space="preserve">Compress the test_dir directory into a file named test_dir.zip using zip. </w:t>
-      </w:r>
-    </w:p>
-    <w:p>
-      <w:pPr>
+        </w:rPr>
+        <w:t xml:space="preserve">Compress the </w:t>
+      </w:r>
+      <w:proofErr w:type="spellStart"/>
+      <w:r>
+        <w:rPr>
+          <w:sz w:val="24"/>
+          <w:szCs w:val="24"/>
+        </w:rPr>
+        <w:t>test_dir</w:t>
+      </w:r>
+      <w:proofErr w:type="spellEnd"/>
+      <w:r>
+        <w:rPr>
+          <w:sz w:val="24"/>
+          <w:szCs w:val="24"/>
+        </w:rPr>
+        <w:t xml:space="preserve"> directory into a file named test_dir.zip using zip. </w:t>
+      </w:r>
+    </w:p>
+    <w:p>
+      <w:pPr>
+        <w:pStyle w:val="normal0"/>
         <w:spacing w:before="240" w:line="240" w:lineRule="auto"/>
         <w:rPr>
           <w:sz w:val="24"/>
@@ -907,43 +992,40 @@
         <w:rPr>
           <w:sz w:val="24"/>
           <w:szCs w:val="24"/>
-          <w:rtl w:val="0"/>
-        </w:rPr>
-        <w:t xml:space="preserve">It is used to create zip of the content</w:t>
-      </w:r>
-    </w:p>
-    <w:p>
-      <w:pPr>
-        <w:rPr/>
-      </w:pPr>
-      <w:r>
-        <w:rPr>
-          <w:rtl w:val="0"/>
-        </w:rPr>
-      </w:r>
-    </w:p>
-    <w:p>
-      <w:pPr>
+        </w:rPr>
+        <w:t>It is used to create zip of the content</w:t>
+      </w:r>
+    </w:p>
+    <w:p>
+      <w:pPr>
+        <w:pStyle w:val="normal0"/>
+      </w:pPr>
+    </w:p>
+    <w:p>
+      <w:pPr>
+        <w:pStyle w:val="normal0"/>
         <w:jc w:val="center"/>
-        <w:rPr/>
-      </w:pPr>
-      <w:r>
-        <w:rPr/>
+      </w:pPr>
+      <w:r>
+        <w:rPr>
+          <w:noProof/>
+        </w:rPr>
         <w:drawing>
-          <wp:inline distB="114300" distT="114300" distL="114300" distR="114300">
+          <wp:inline distT="114300" distB="114300" distL="114300" distR="114300">
             <wp:extent cx="4138613" cy="3849872"/>
-            <wp:effectExtent b="0" l="0" r="0" t="0"/>
+            <wp:effectExtent l="0" t="0" r="0" b="0"/>
             <wp:docPr id="1" name="image10.png"/>
-            <a:graphic>
+            <wp:cNvGraphicFramePr/>
+            <a:graphic xmlns:a="http://schemas.openxmlformats.org/drawingml/2006/main">
               <a:graphicData uri="http://schemas.openxmlformats.org/drawingml/2006/picture">
-                <pic:pic>
+                <pic:pic xmlns:pic="http://schemas.openxmlformats.org/drawingml/2006/picture">
                   <pic:nvPicPr>
                     <pic:cNvPr id="0" name="image10.png"/>
                     <pic:cNvPicPr preferRelativeResize="0"/>
                   </pic:nvPicPr>
                   <pic:blipFill>
-                    <a:blip r:embed="rId14"/>
-                    <a:srcRect b="0" l="0" r="0" t="0"/>
+                    <a:blip r:embed="rId12"/>
+                    <a:srcRect/>
                     <a:stretch>
                       <a:fillRect/>
                     </a:stretch>
@@ -953,7 +1035,9 @@
                       <a:off x="0" y="0"/>
                       <a:ext cx="4138613" cy="3849872"/>
                     </a:xfrm>
-                    <a:prstGeom prst="rect"/>
+                    <a:prstGeom prst="rect">
+                      <a:avLst/>
+                    </a:prstGeom>
                     <a:ln/>
                   </pic:spPr>
                 </pic:pic>
@@ -962,34 +1046,32 @@
           </wp:inline>
         </w:drawing>
       </w:r>
-      <w:r>
-        <w:rPr>
-          <w:rtl w:val="0"/>
-        </w:rPr>
-      </w:r>
-    </w:p>
-    <w:p>
-      <w:pPr>
+    </w:p>
+    <w:p>
+      <w:pPr>
+        <w:pStyle w:val="normal0"/>
         <w:jc w:val="center"/>
-        <w:rPr/>
-      </w:pPr>
-      <w:r>
-        <w:rPr/>
+      </w:pPr>
+      <w:r>
+        <w:rPr>
+          <w:noProof/>
+        </w:rPr>
         <w:drawing>
-          <wp:inline distB="114300" distT="114300" distL="114300" distR="114300">
+          <wp:inline distT="114300" distB="114300" distL="114300" distR="114300">
             <wp:extent cx="4900613" cy="1685094"/>
-            <wp:effectExtent b="0" l="0" r="0" t="0"/>
+            <wp:effectExtent l="0" t="0" r="0" b="0"/>
             <wp:docPr id="17" name="image17.png"/>
-            <a:graphic>
+            <wp:cNvGraphicFramePr/>
+            <a:graphic xmlns:a="http://schemas.openxmlformats.org/drawingml/2006/main">
               <a:graphicData uri="http://schemas.openxmlformats.org/drawingml/2006/picture">
-                <pic:pic>
+                <pic:pic xmlns:pic="http://schemas.openxmlformats.org/drawingml/2006/picture">
                   <pic:nvPicPr>
                     <pic:cNvPr id="0" name="image17.png"/>
                     <pic:cNvPicPr preferRelativeResize="0"/>
                   </pic:nvPicPr>
                   <pic:blipFill>
-                    <a:blip r:embed="rId15"/>
-                    <a:srcRect b="0" l="0" r="0" t="0"/>
+                    <a:blip r:embed="rId13" cstate="print"/>
+                    <a:srcRect/>
                     <a:stretch>
                       <a:fillRect/>
                     </a:stretch>
@@ -999,7 +1081,9 @@
                       <a:off x="0" y="0"/>
                       <a:ext cx="4900613" cy="1685094"/>
                     </a:xfrm>
-                    <a:prstGeom prst="rect"/>
+                    <a:prstGeom prst="rect">
+                      <a:avLst/>
+                    </a:prstGeom>
                     <a:ln/>
                   </pic:spPr>
                 </pic:pic>
@@ -1011,55 +1095,53 @@
       <w:r>
         <w:br w:type="page"/>
       </w:r>
-      <w:r>
-        <w:rPr>
-          <w:rtl w:val="0"/>
-        </w:rPr>
-      </w:r>
-    </w:p>
-    <w:p>
-      <w:pPr>
+    </w:p>
+    <w:p>
+      <w:pPr>
+        <w:pStyle w:val="normal0"/>
         <w:jc w:val="center"/>
-        <w:rPr/>
-      </w:pPr>
-      <w:r>
-        <w:rPr>
-          <w:rtl w:val="0"/>
-        </w:rPr>
-      </w:r>
-    </w:p>
-    <w:p>
-      <w:pPr>
-        <w:rPr/>
-      </w:pPr>
-      <w:r>
-        <w:rPr>
-          <w:rtl w:val="0"/>
-        </w:rPr>
-      </w:r>
-    </w:p>
-    <w:p>
-      <w:pPr>
+      </w:pPr>
+    </w:p>
+    <w:p>
+      <w:pPr>
+        <w:pStyle w:val="normal0"/>
+      </w:pPr>
+    </w:p>
+    <w:p>
+      <w:pPr>
+        <w:pStyle w:val="normal0"/>
         <w:spacing w:line="240" w:lineRule="auto"/>
-        <w:rPr/>
-      </w:pPr>
-      <w:r>
-        <w:rPr>
-          <w:sz w:val="24"/>
-          <w:szCs w:val="24"/>
-          <w:rtl w:val="0"/>
-        </w:rPr>
-        <w:t xml:space="preserve">Unzip test_dir.zip into a new directory named unzipped_dir.</w:t>
-      </w:r>
-      <w:r>
-        <w:rPr>
-          <w:rtl w:val="0"/>
-        </w:rPr>
+      </w:pPr>
+      <w:r>
+        <w:rPr>
+          <w:sz w:val="24"/>
+          <w:szCs w:val="24"/>
+        </w:rPr>
+        <w:t xml:space="preserve">Unzip test_dir.zip into a new directory named </w:t>
+      </w:r>
+      <w:proofErr w:type="spellStart"/>
+      <w:r>
+        <w:rPr>
+          <w:sz w:val="24"/>
+          <w:szCs w:val="24"/>
+        </w:rPr>
+        <w:t>unzipped_dir</w:t>
+      </w:r>
+      <w:proofErr w:type="spellEnd"/>
+      <w:r>
+        <w:rPr>
+          <w:sz w:val="24"/>
+          <w:szCs w:val="24"/>
+        </w:rPr>
+        <w:t>.</w:t>
+      </w:r>
+      <w:r>
         <w:t xml:space="preserve"> </w:t>
       </w:r>
     </w:p>
     <w:p>
       <w:pPr>
+        <w:pStyle w:val="normal0"/>
         <w:spacing w:before="240" w:line="240" w:lineRule="auto"/>
         <w:rPr>
           <w:sz w:val="24"/>
@@ -1070,43 +1152,40 @@
         <w:rPr>
           <w:sz w:val="24"/>
           <w:szCs w:val="24"/>
-          <w:rtl w:val="0"/>
-        </w:rPr>
-        <w:t xml:space="preserve">It is used to create unzip of the content</w:t>
-      </w:r>
-    </w:p>
-    <w:p>
-      <w:pPr>
-        <w:rPr/>
-      </w:pPr>
-      <w:r>
-        <w:rPr>
-          <w:rtl w:val="0"/>
-        </w:rPr>
-      </w:r>
-    </w:p>
-    <w:p>
-      <w:pPr>
+        </w:rPr>
+        <w:t>It is used to create unzip of the content</w:t>
+      </w:r>
+    </w:p>
+    <w:p>
+      <w:pPr>
+        <w:pStyle w:val="normal0"/>
+      </w:pPr>
+    </w:p>
+    <w:p>
+      <w:pPr>
+        <w:pStyle w:val="normal0"/>
         <w:jc w:val="center"/>
-        <w:rPr/>
-      </w:pPr>
-      <w:r>
-        <w:rPr/>
+      </w:pPr>
+      <w:r>
+        <w:rPr>
+          <w:noProof/>
+        </w:rPr>
         <w:drawing>
-          <wp:inline distB="114300" distT="114300" distL="114300" distR="114300">
+          <wp:inline distT="114300" distB="114300" distL="114300" distR="114300">
             <wp:extent cx="4414838" cy="2486096"/>
-            <wp:effectExtent b="0" l="0" r="0" t="0"/>
+            <wp:effectExtent l="0" t="0" r="0" b="0"/>
             <wp:docPr id="11" name="image11.png"/>
-            <a:graphic>
+            <wp:cNvGraphicFramePr/>
+            <a:graphic xmlns:a="http://schemas.openxmlformats.org/drawingml/2006/main">
               <a:graphicData uri="http://schemas.openxmlformats.org/drawingml/2006/picture">
-                <pic:pic>
+                <pic:pic xmlns:pic="http://schemas.openxmlformats.org/drawingml/2006/picture">
                   <pic:nvPicPr>
                     <pic:cNvPr id="0" name="image11.png"/>
                     <pic:cNvPicPr preferRelativeResize="0"/>
                   </pic:nvPicPr>
                   <pic:blipFill>
-                    <a:blip r:embed="rId16"/>
-                    <a:srcRect b="0" l="0" r="0" t="0"/>
+                    <a:blip r:embed="rId14"/>
+                    <a:srcRect/>
                     <a:stretch>
                       <a:fillRect/>
                     </a:stretch>
@@ -1116,7 +1195,9 @@
                       <a:off x="0" y="0"/>
                       <a:ext cx="4414838" cy="2486096"/>
                     </a:xfrm>
-                    <a:prstGeom prst="rect"/>
+                    <a:prstGeom prst="rect">
+                      <a:avLst/>
+                    </a:prstGeom>
                     <a:ln/>
                   </pic:spPr>
                 </pic:pic>
@@ -1125,34 +1206,32 @@
           </wp:inline>
         </w:drawing>
       </w:r>
-      <w:r>
-        <w:rPr>
-          <w:rtl w:val="0"/>
-        </w:rPr>
-      </w:r>
-    </w:p>
-    <w:p>
-      <w:pPr>
+    </w:p>
+    <w:p>
+      <w:pPr>
+        <w:pStyle w:val="normal0"/>
         <w:jc w:val="center"/>
-        <w:rPr/>
-      </w:pPr>
-      <w:r>
-        <w:rPr/>
+      </w:pPr>
+      <w:r>
+        <w:rPr>
+          <w:noProof/>
+        </w:rPr>
         <w:drawing>
-          <wp:inline distB="114300" distT="114300" distL="114300" distR="114300">
+          <wp:inline distT="114300" distB="114300" distL="114300" distR="114300">
             <wp:extent cx="4986338" cy="1615176"/>
-            <wp:effectExtent b="0" l="0" r="0" t="0"/>
+            <wp:effectExtent l="0" t="0" r="0" b="0"/>
             <wp:docPr id="14" name="image8.png"/>
-            <a:graphic>
+            <wp:cNvGraphicFramePr/>
+            <a:graphic xmlns:a="http://schemas.openxmlformats.org/drawingml/2006/main">
               <a:graphicData uri="http://schemas.openxmlformats.org/drawingml/2006/picture">
-                <pic:pic>
+                <pic:pic xmlns:pic="http://schemas.openxmlformats.org/drawingml/2006/picture">
                   <pic:nvPicPr>
                     <pic:cNvPr id="0" name="image8.png"/>
                     <pic:cNvPicPr preferRelativeResize="0"/>
                   </pic:nvPicPr>
                   <pic:blipFill>
-                    <a:blip r:embed="rId17"/>
-                    <a:srcRect b="0" l="0" r="0" t="0"/>
+                    <a:blip r:embed="rId15" cstate="print"/>
+                    <a:srcRect/>
                     <a:stretch>
                       <a:fillRect/>
                     </a:stretch>
@@ -1162,7 +1241,9 @@
                       <a:off x="0" y="0"/>
                       <a:ext cx="4986338" cy="1615176"/>
                     </a:xfrm>
-                    <a:prstGeom prst="rect"/>
+                    <a:prstGeom prst="rect">
+                      <a:avLst/>
+                    </a:prstGeom>
                     <a:ln/>
                   </pic:spPr>
                 </pic:pic>
@@ -1171,105 +1252,103 @@
           </wp:inline>
         </w:drawing>
       </w:r>
-      <w:r>
-        <w:rPr>
-          <w:rtl w:val="0"/>
-        </w:rPr>
-      </w:r>
-    </w:p>
-    <w:p>
-      <w:pPr>
+    </w:p>
+    <w:p>
+      <w:pPr>
+        <w:pStyle w:val="normal0"/>
         <w:jc w:val="center"/>
-        <w:rPr/>
-      </w:pPr>
-      <w:r>
-        <w:rPr>
-          <w:rtl w:val="0"/>
-        </w:rPr>
-      </w:r>
-    </w:p>
-    <w:p>
-      <w:pPr>
-        <w:rPr/>
-      </w:pPr>
-      <w:r>
-        <w:rPr>
-          <w:rtl w:val="0"/>
-        </w:rPr>
-      </w:r>
-    </w:p>
-    <w:p>
-      <w:pPr>
-        <w:rPr/>
-      </w:pPr>
-      <w:r>
-        <w:rPr>
-          <w:b w:val="1"/>
-          <w:bCs w:val="1"/>
+      </w:pPr>
+    </w:p>
+    <w:p>
+      <w:pPr>
+        <w:pStyle w:val="normal0"/>
+      </w:pPr>
+    </w:p>
+    <w:p>
+      <w:pPr>
+        <w:pStyle w:val="normal0"/>
+      </w:pPr>
+      <w:r>
+        <w:rPr>
+          <w:b/>
+          <w:bCs/>
           <w:sz w:val="28"/>
           <w:szCs w:val="28"/>
-          <w:rtl w:val="0"/>
-        </w:rPr>
-        <w:t xml:space="preserve">5. Downloading Files</w:t>
-      </w:r>
-      <w:r>
-        <w:rPr>
-          <w:rtl w:val="0"/>
-        </w:rPr>
+        </w:rPr>
+        <w:t>5. Downloading Files</w:t>
+      </w:r>
+      <w:r>
         <w:t xml:space="preserve"> </w:t>
       </w:r>
     </w:p>
     <w:p>
       <w:pPr>
-        <w:rPr/>
-      </w:pPr>
-      <w:r>
-        <w:rPr>
-          <w:sz w:val="24"/>
-          <w:szCs w:val="24"/>
-          <w:rtl w:val="0"/>
-        </w:rPr>
-        <w:t xml:space="preserve">Use wget to download a file</w:t>
-      </w:r>
-      <w:r>
-        <w:rPr>
-          <w:rtl w:val="0"/>
-        </w:rPr>
+        <w:pStyle w:val="normal0"/>
+      </w:pPr>
+      <w:r>
+        <w:rPr>
+          <w:sz w:val="24"/>
+          <w:szCs w:val="24"/>
+        </w:rPr>
+        <w:t xml:space="preserve">Use </w:t>
+      </w:r>
+      <w:proofErr w:type="spellStart"/>
+      <w:r>
+        <w:rPr>
+          <w:sz w:val="24"/>
+          <w:szCs w:val="24"/>
+        </w:rPr>
+        <w:t>wget</w:t>
+      </w:r>
+      <w:proofErr w:type="spellEnd"/>
+      <w:r>
+        <w:rPr>
+          <w:sz w:val="24"/>
+          <w:szCs w:val="24"/>
+        </w:rPr>
+        <w:t xml:space="preserve"> to download a file</w:t>
+      </w:r>
+      <w:r>
         <w:t xml:space="preserve"> </w:t>
       </w:r>
     </w:p>
     <w:p>
       <w:pPr>
-        <w:rPr/>
-      </w:pPr>
-      <w:r>
-        <w:rPr>
-          <w:rtl w:val="0"/>
-        </w:rPr>
-        <w:t xml:space="preserve">It is used to download content from internet from the specific link/url</w:t>
-      </w:r>
-    </w:p>
-    <w:p>
-      <w:pPr>
-        <w:rPr/>
-      </w:pPr>
-      <w:r>
-        <w:rPr/>
+        <w:pStyle w:val="normal0"/>
+      </w:pPr>
+      <w:r>
+        <w:t>It is used to download content from internet from the specific link/</w:t>
+      </w:r>
+      <w:proofErr w:type="spellStart"/>
+      <w:r>
+        <w:t>url</w:t>
+      </w:r>
+      <w:proofErr w:type="spellEnd"/>
+    </w:p>
+    <w:p>
+      <w:pPr>
+        <w:pStyle w:val="normal0"/>
+      </w:pPr>
+      <w:r>
+        <w:rPr>
+          <w:noProof/>
+        </w:rPr>
         <w:drawing>
-          <wp:inline distB="114300" distT="114300" distL="114300" distR="114300">
+          <wp:inline distT="114300" distB="114300" distL="114300" distR="114300">
             <wp:extent cx="5731200" cy="1485900"/>
-            <wp:effectExtent b="0" l="0" r="0" t="0"/>
+            <wp:effectExtent l="0" t="0" r="0" b="0"/>
             <wp:docPr id="12" name="image14.png"/>
-            <a:graphic>
+            <wp:cNvGraphicFramePr/>
+            <a:graphic xmlns:a="http://schemas.openxmlformats.org/drawingml/2006/main">
               <a:graphicData uri="http://schemas.openxmlformats.org/drawingml/2006/picture">
-                <pic:pic>
+                <pic:pic xmlns:pic="http://schemas.openxmlformats.org/drawingml/2006/picture">
                   <pic:nvPicPr>
                     <pic:cNvPr id="0" name="image14.png"/>
                     <pic:cNvPicPr preferRelativeResize="0"/>
                   </pic:nvPicPr>
                   <pic:blipFill>
-                    <a:blip r:embed="rId18"/>
-                    <a:srcRect b="0" l="0" r="0" t="0"/>
+                    <a:blip r:embed="rId16"/>
+                    <a:srcRect/>
                     <a:stretch>
                       <a:fillRect/>
                     </a:stretch>
@@ -1279,7 +1358,9 @@
                       <a:off x="0" y="0"/>
                       <a:ext cx="5731200" cy="1485900"/>
                     </a:xfrm>
-                    <a:prstGeom prst="rect"/>
+                    <a:prstGeom prst="rect">
+                      <a:avLst/>
+                    </a:prstGeom>
                     <a:ln/>
                   </pic:spPr>
                 </pic:pic>
@@ -1288,33 +1369,31 @@
           </wp:inline>
         </w:drawing>
       </w:r>
-      <w:r>
-        <w:rPr>
-          <w:rtl w:val="0"/>
-        </w:rPr>
-      </w:r>
-    </w:p>
-    <w:p>
-      <w:pPr>
-        <w:rPr/>
-      </w:pPr>
-      <w:r>
-        <w:rPr/>
+    </w:p>
+    <w:p>
+      <w:pPr>
+        <w:pStyle w:val="normal0"/>
+      </w:pPr>
+      <w:r>
+        <w:rPr>
+          <w:noProof/>
+        </w:rPr>
         <w:drawing>
-          <wp:inline distB="114300" distT="114300" distL="114300" distR="114300">
+          <wp:inline distT="114300" distB="114300" distL="114300" distR="114300">
             <wp:extent cx="5731200" cy="1003300"/>
-            <wp:effectExtent b="0" l="0" r="0" t="0"/>
+            <wp:effectExtent l="0" t="0" r="0" b="0"/>
             <wp:docPr id="5" name="image1.png"/>
-            <a:graphic>
+            <wp:cNvGraphicFramePr/>
+            <a:graphic xmlns:a="http://schemas.openxmlformats.org/drawingml/2006/main">
               <a:graphicData uri="http://schemas.openxmlformats.org/drawingml/2006/picture">
-                <pic:pic>
+                <pic:pic xmlns:pic="http://schemas.openxmlformats.org/drawingml/2006/picture">
                   <pic:nvPicPr>
                     <pic:cNvPr id="0" name="image1.png"/>
                     <pic:cNvPicPr preferRelativeResize="0"/>
                   </pic:nvPicPr>
                   <pic:blipFill>
-                    <a:blip r:embed="rId19"/>
-                    <a:srcRect b="0" l="0" r="0" t="0"/>
+                    <a:blip r:embed="rId17"/>
+                    <a:srcRect/>
                     <a:stretch>
                       <a:fillRect/>
                     </a:stretch>
@@ -1324,7 +1403,9 @@
                       <a:off x="0" y="0"/>
                       <a:ext cx="5731200" cy="1003300"/>
                     </a:xfrm>
-                    <a:prstGeom prst="rect"/>
+                    <a:prstGeom prst="rect">
+                      <a:avLst/>
+                    </a:prstGeom>
                     <a:ln/>
                   </pic:spPr>
                 </pic:pic>
@@ -1336,104 +1417,109 @@
       <w:r>
         <w:br w:type="page"/>
       </w:r>
-      <w:r>
-        <w:rPr>
-          <w:rtl w:val="0"/>
-        </w:rPr>
-      </w:r>
-    </w:p>
-    <w:p>
-      <w:pPr>
-        <w:rPr/>
-      </w:pPr>
-      <w:r>
-        <w:rPr>
-          <w:rtl w:val="0"/>
-        </w:rPr>
-      </w:r>
-    </w:p>
-    <w:p>
-      <w:pPr>
-        <w:rPr/>
-      </w:pPr>
-      <w:r>
-        <w:rPr>
-          <w:rtl w:val="0"/>
-        </w:rPr>
-      </w:r>
-    </w:p>
-    <w:p>
-      <w:pPr>
-        <w:rPr>
-          <w:b w:val="1"/>
-          <w:bCs w:val="1"/>
+    </w:p>
+    <w:p>
+      <w:pPr>
+        <w:pStyle w:val="normal0"/>
+      </w:pPr>
+    </w:p>
+    <w:p>
+      <w:pPr>
+        <w:pStyle w:val="normal0"/>
+      </w:pPr>
+    </w:p>
+    <w:p>
+      <w:pPr>
+        <w:pStyle w:val="normal0"/>
+        <w:rPr>
+          <w:b/>
+          <w:bCs/>
           <w:sz w:val="28"/>
           <w:szCs w:val="28"/>
         </w:rPr>
       </w:pPr>
       <w:r>
         <w:rPr>
-          <w:b w:val="1"/>
-          <w:bCs w:val="1"/>
+          <w:b/>
+          <w:bCs/>
           <w:sz w:val="28"/>
           <w:szCs w:val="28"/>
-          <w:rtl w:val="0"/>
         </w:rPr>
         <w:t xml:space="preserve">6. Changing Permissions </w:t>
       </w:r>
     </w:p>
     <w:p>
       <w:pPr>
-        <w:rPr/>
-      </w:pPr>
-      <w:r>
-        <w:rPr>
-          <w:sz w:val="24"/>
-          <w:szCs w:val="24"/>
-          <w:rtl w:val="0"/>
-        </w:rPr>
-        <w:t xml:space="preserve">Create a file named secure.txt and change its permissions to read-only for everyone using chmod.</w:t>
-      </w:r>
-      <w:r>
-        <w:rPr>
-          <w:rtl w:val="0"/>
-        </w:rPr>
+        <w:pStyle w:val="normal0"/>
+      </w:pPr>
+      <w:r>
+        <w:rPr>
+          <w:sz w:val="24"/>
+          <w:szCs w:val="24"/>
+        </w:rPr>
+        <w:t xml:space="preserve">Create a file named secure.txt and change its permissions to read-only for everyone using </w:t>
+      </w:r>
+      <w:proofErr w:type="spellStart"/>
+      <w:r>
+        <w:rPr>
+          <w:sz w:val="24"/>
+          <w:szCs w:val="24"/>
+        </w:rPr>
+        <w:t>chmod</w:t>
+      </w:r>
+      <w:proofErr w:type="spellEnd"/>
+      <w:r>
+        <w:rPr>
+          <w:sz w:val="24"/>
+          <w:szCs w:val="24"/>
+        </w:rPr>
+        <w:t>.</w:t>
+      </w:r>
+      <w:r>
         <w:t xml:space="preserve"> </w:t>
       </w:r>
     </w:p>
     <w:p>
       <w:pPr>
-        <w:rPr/>
-      </w:pPr>
-      <w:r>
-        <w:rPr>
-          <w:rtl w:val="0"/>
-        </w:rPr>
-        <w:t xml:space="preserve">Chmod is used to assign read write, execute permissions to user groups and others </w:t>
-      </w:r>
-    </w:p>
-    <w:p>
-      <w:pPr>
+        <w:pStyle w:val="normal0"/>
+      </w:pPr>
+      <w:proofErr w:type="spellStart"/>
+      <w:r>
+        <w:t>Chmod</w:t>
+      </w:r>
+      <w:proofErr w:type="spellEnd"/>
+      <w:r>
+        <w:t xml:space="preserve"> is used to assign r</w:t>
+      </w:r>
+      <w:r>
+        <w:t xml:space="preserve">ead write, execute permissions to user groups and others </w:t>
+      </w:r>
+    </w:p>
+    <w:p>
+      <w:pPr>
+        <w:pStyle w:val="normal0"/>
         <w:jc w:val="center"/>
-        <w:rPr/>
-      </w:pPr>
-      <w:r>
-        <w:rPr/>
+      </w:pPr>
+      <w:r>
+        <w:rPr>
+          <w:noProof/>
+        </w:rPr>
         <w:drawing>
-          <wp:inline distB="114300" distT="114300" distL="114300" distR="114300">
+          <wp:inline distT="114300" distB="114300" distL="114300" distR="114300">
             <wp:extent cx="3999668" cy="3740553"/>
-            <wp:effectExtent b="0" l="0" r="0" t="0"/>
+            <wp:effectExtent l="0" t="0" r="0" b="0"/>
             <wp:docPr id="2" name="image13.png"/>
-            <a:graphic>
+            <wp:cNvGraphicFramePr/>
+            <a:graphic xmlns:a="http://schemas.openxmlformats.org/drawingml/2006/main">
               <a:graphicData uri="http://schemas.openxmlformats.org/drawingml/2006/picture">
-                <pic:pic>
+                <pic:pic xmlns:pic="http://schemas.openxmlformats.org/drawingml/2006/picture">
                   <pic:nvPicPr>
                     <pic:cNvPr id="0" name="image13.png"/>
                     <pic:cNvPicPr preferRelativeResize="0"/>
                   </pic:nvPicPr>
                   <pic:blipFill>
-                    <a:blip r:embed="rId20"/>
-                    <a:srcRect b="0" l="0" r="0" t="0"/>
+                    <a:blip r:embed="rId18"/>
+                    <a:srcRect/>
                     <a:stretch>
                       <a:fillRect/>
                     </a:stretch>
@@ -1443,7 +1529,9 @@
                       <a:off x="0" y="0"/>
                       <a:ext cx="3999668" cy="3740553"/>
                     </a:xfrm>
-                    <a:prstGeom prst="rect"/>
+                    <a:prstGeom prst="rect">
+                      <a:avLst/>
+                    </a:prstGeom>
                     <a:ln/>
                   </pic:spPr>
                 </pic:pic>
@@ -1452,45 +1540,32 @@
           </wp:inline>
         </w:drawing>
       </w:r>
-      <w:r>
-        <w:rPr>
-          <w:rtl w:val="0"/>
-        </w:rPr>
-      </w:r>
-    </w:p>
-    <w:p>
-      <w:pPr>
-        <w:rPr/>
-      </w:pPr>
-      <w:r>
-        <w:rPr>
-          <w:rtl w:val="0"/>
-        </w:rPr>
-      </w:r>
-    </w:p>
-    <w:p>
-      <w:pPr>
-        <w:rPr/>
-      </w:pPr>
-      <w:r>
-        <w:rPr>
-          <w:b w:val="1"/>
-          <w:bCs w:val="1"/>
+    </w:p>
+    <w:p>
+      <w:pPr>
+        <w:pStyle w:val="normal0"/>
+      </w:pPr>
+    </w:p>
+    <w:p>
+      <w:pPr>
+        <w:pStyle w:val="normal0"/>
+      </w:pPr>
+      <w:r>
+        <w:rPr>
+          <w:b/>
+          <w:bCs/>
           <w:sz w:val="28"/>
           <w:szCs w:val="28"/>
-          <w:rtl w:val="0"/>
-        </w:rPr>
-        <w:t xml:space="preserve">7. Working with Environment Variables</w:t>
-      </w:r>
-      <w:r>
-        <w:rPr>
-          <w:rtl w:val="0"/>
-        </w:rPr>
+        </w:rPr>
+        <w:t>7. Working with Environment Variables</w:t>
+      </w:r>
+      <w:r>
         <w:t xml:space="preserve"> </w:t>
       </w:r>
     </w:p>
     <w:p>
       <w:pPr>
+        <w:pStyle w:val="normal0"/>
         <w:spacing w:before="240" w:line="432" w:lineRule="auto"/>
         <w:rPr>
           <w:sz w:val="24"/>
@@ -1501,13 +1576,22 @@
         <w:rPr>
           <w:sz w:val="24"/>
           <w:szCs w:val="24"/>
-          <w:rtl w:val="0"/>
-        </w:rPr>
-        <w:t xml:space="preserve">Use export to set a new environment variable called MY_VAR with the value "Hello, Linux!".</w:t>
-      </w:r>
-    </w:p>
-    <w:p>
-      <w:pPr>
+        </w:rPr>
+        <w:t>Use export to set a new environment variable called MY_VAR with the value "Hello, Linux!</w:t>
+      </w:r>
+      <w:proofErr w:type="gramStart"/>
+      <w:r>
+        <w:rPr>
+          <w:sz w:val="24"/>
+          <w:szCs w:val="24"/>
+        </w:rPr>
+        <w:t>".</w:t>
+      </w:r>
+      <w:proofErr w:type="gramEnd"/>
+    </w:p>
+    <w:p>
+      <w:pPr>
+        <w:pStyle w:val="normal0"/>
         <w:spacing w:before="240" w:line="432" w:lineRule="auto"/>
         <w:rPr>
           <w:sz w:val="24"/>
@@ -1518,32 +1602,50 @@
         <w:rPr>
           <w:sz w:val="24"/>
           <w:szCs w:val="24"/>
-          <w:rtl w:val="0"/>
-        </w:rPr>
-        <w:t xml:space="preserve">It is used to see all environment variables. Also we can set new env variable using export command</w:t>
-      </w:r>
-    </w:p>
-    <w:p>
-      <w:pPr>
-        <w:rPr/>
-      </w:pPr>
-      <w:r>
-        <w:rPr/>
+        </w:rPr>
+        <w:t xml:space="preserve">It is used to see all environment variables. Also we can set new </w:t>
+      </w:r>
+      <w:proofErr w:type="spellStart"/>
+      <w:r>
+        <w:rPr>
+          <w:sz w:val="24"/>
+          <w:szCs w:val="24"/>
+        </w:rPr>
+        <w:t>env</w:t>
+      </w:r>
+      <w:proofErr w:type="spellEnd"/>
+      <w:r>
+        <w:rPr>
+          <w:sz w:val="24"/>
+          <w:szCs w:val="24"/>
+        </w:rPr>
+        <w:t xml:space="preserve"> variable using export command</w:t>
+      </w:r>
+    </w:p>
+    <w:p>
+      <w:pPr>
+        <w:pStyle w:val="normal0"/>
+      </w:pPr>
+      <w:r>
+        <w:rPr>
+          <w:noProof/>
+        </w:rPr>
         <w:drawing>
-          <wp:inline distB="114300" distT="114300" distL="114300" distR="114300">
+          <wp:inline distT="114300" distB="114300" distL="114300" distR="114300">
             <wp:extent cx="5731200" cy="1485900"/>
-            <wp:effectExtent b="0" l="0" r="0" t="0"/>
+            <wp:effectExtent l="0" t="0" r="0" b="0"/>
             <wp:docPr id="13" name="image5.png"/>
-            <a:graphic>
+            <wp:cNvGraphicFramePr/>
+            <a:graphic xmlns:a="http://schemas.openxmlformats.org/drawingml/2006/main">
               <a:graphicData uri="http://schemas.openxmlformats.org/drawingml/2006/picture">
-                <pic:pic>
+                <pic:pic xmlns:pic="http://schemas.openxmlformats.org/drawingml/2006/picture">
                   <pic:nvPicPr>
                     <pic:cNvPr id="0" name="image5.png"/>
                     <pic:cNvPicPr preferRelativeResize="0"/>
                   </pic:nvPicPr>
                   <pic:blipFill>
-                    <a:blip r:embed="rId21"/>
-                    <a:srcRect b="0" l="0" r="0" t="0"/>
+                    <a:blip r:embed="rId19"/>
+                    <a:srcRect/>
                     <a:stretch>
                       <a:fillRect/>
                     </a:stretch>
@@ -1553,7 +1655,9 @@
                       <a:off x="0" y="0"/>
                       <a:ext cx="5731200" cy="1485900"/>
                     </a:xfrm>
-                    <a:prstGeom prst="rect"/>
+                    <a:prstGeom prst="rect">
+                      <a:avLst/>
+                    </a:prstGeom>
                     <a:ln/>
                   </pic:spPr>
                 </pic:pic>
@@ -1562,33 +1666,32 @@
           </wp:inline>
         </w:drawing>
       </w:r>
-      <w:r>
-        <w:rPr>
-          <w:rtl w:val="0"/>
-        </w:rPr>
-      </w:r>
-    </w:p>
-    <w:p>
-      <w:pPr>
-        <w:rPr/>
-      </w:pPr>
-      <w:r>
-        <w:rPr/>
+    </w:p>
+    <w:p>
+      <w:pPr>
+        <w:pStyle w:val="normal0"/>
+      </w:pPr>
+      <w:r>
+        <w:rPr>
+          <w:noProof/>
+        </w:rPr>
+        <w:lastRenderedPageBreak/>
         <w:drawing>
-          <wp:inline distB="114300" distT="114300" distL="114300" distR="114300">
+          <wp:inline distT="114300" distB="114300" distL="114300" distR="114300">
             <wp:extent cx="5731200" cy="1206500"/>
-            <wp:effectExtent b="0" l="0" r="0" t="0"/>
+            <wp:effectExtent l="0" t="0" r="0" b="0"/>
             <wp:docPr id="4" name="image6.png"/>
-            <a:graphic>
+            <wp:cNvGraphicFramePr/>
+            <a:graphic xmlns:a="http://schemas.openxmlformats.org/drawingml/2006/main">
               <a:graphicData uri="http://schemas.openxmlformats.org/drawingml/2006/picture">
-                <pic:pic>
+                <pic:pic xmlns:pic="http://schemas.openxmlformats.org/drawingml/2006/picture">
                   <pic:nvPicPr>
                     <pic:cNvPr id="0" name="image6.png"/>
                     <pic:cNvPicPr preferRelativeResize="0"/>
                   </pic:nvPicPr>
                   <pic:blipFill>
-                    <a:blip r:embed="rId22"/>
-                    <a:srcRect b="0" l="0" r="0" t="0"/>
+                    <a:blip r:embed="rId20"/>
+                    <a:srcRect/>
                     <a:stretch>
                       <a:fillRect/>
                     </a:stretch>
@@ -1598,7 +1701,9 @@
                       <a:off x="0" y="0"/>
                       <a:ext cx="5731200" cy="1206500"/>
                     </a:xfrm>
-                    <a:prstGeom prst="rect"/>
+                    <a:prstGeom prst="rect">
+                      <a:avLst/>
+                    </a:prstGeom>
                     <a:ln/>
                   </pic:spPr>
                 </pic:pic>
@@ -1607,34 +1712,74 @@
           </wp:inline>
         </w:drawing>
       </w:r>
-      <w:r>
-        <w:rPr>
-          <w:rtl w:val="0"/>
-        </w:rPr>
-      </w:r>
+    </w:p>
+    <w:p>
+      <w:pPr>
+        <w:pStyle w:val="normal0"/>
+      </w:pPr>
+    </w:p>
+    <w:p>
+      <w:pPr>
+        <w:pStyle w:val="NormalWeb"/>
+        <w:spacing w:before="0" w:beforeAutospacing="0" w:after="0" w:afterAutospacing="0"/>
+      </w:pPr>
+      <w:proofErr w:type="spellStart"/>
+      <w:r>
+        <w:rPr>
+          <w:rFonts w:ascii="Arial" w:hAnsi="Arial" w:cs="Arial"/>
+          <w:color w:val="000000"/>
+          <w:sz w:val="22"/>
+          <w:szCs w:val="22"/>
+        </w:rPr>
+        <w:t>Git</w:t>
+      </w:r>
+      <w:proofErr w:type="spellEnd"/>
+      <w:r>
+        <w:rPr>
+          <w:rFonts w:ascii="Arial" w:hAnsi="Arial" w:cs="Arial"/>
+          <w:color w:val="000000"/>
+          <w:sz w:val="22"/>
+          <w:szCs w:val="22"/>
+        </w:rPr>
+        <w:t xml:space="preserve"> Hub Link - </w:t>
+      </w:r>
+      <w:hyperlink r:id="rId21" w:history="1">
+        <w:r>
+          <w:rPr>
+            <w:rStyle w:val="Hyperlink"/>
+            <w:rFonts w:ascii="Arial" w:hAnsi="Arial" w:cs="Arial"/>
+            <w:color w:val="1155CC"/>
+            <w:sz w:val="22"/>
+            <w:szCs w:val="22"/>
+          </w:rPr>
+          <w:t>https://github.com/nirajshinde972/DevopsAssignments</w:t>
+        </w:r>
+      </w:hyperlink>
+    </w:p>
+    <w:p>
+      <w:pPr>
+        <w:pStyle w:val="normal0"/>
+      </w:pPr>
     </w:p>
     <w:sectPr>
-      <w:pgSz w:h="16834" w:w="11909" w:orient="portrait"/>
-      <w:pgMar w:bottom="1440" w:top="1440" w:left="1440" w:right="1440" w:header="720" w:footer="720"/>
+      <w:pgSz w:w="11909" w:h="16834"/>
+      <w:pgMar w:top="1440" w:right="1440" w:bottom="1440" w:left="1440" w:header="720" w:footer="720" w:gutter="0"/>
       <w:pgNumType w:start="1"/>
+      <w:cols w:space="720"/>
     </w:sectPr>
   </w:body>
 </w:document>
 </file>
 
-<file path=word/numbering.xml><?xml version="1.0" encoding="utf-8"?>
-<w:numbering xmlns:mc="http://schemas.openxmlformats.org/markup-compatibility/2006" xmlns:o="urn:schemas-microsoft-com:office:office" xmlns:r="http://schemas.openxmlformats.org/officeDocument/2006/relationships" xmlns:m="http://schemas.openxmlformats.org/officeDocument/2006/math" xmlns:v="urn:schemas-microsoft-com:vml" xmlns:wp="http://schemas.openxmlformats.org/drawingml/2006/wordprocessingDrawing" xmlns:w10="urn:schemas-microsoft-com:office:word" xmlns:w="http://schemas.openxmlformats.org/wordprocessingml/2006/main" xmlns:wne="http://schemas.microsoft.com/office/word/2006/wordml" xmlns:sl="http://schemas.openxmlformats.org/schemaLibrary/2006/main" xmlns:a="http://schemas.openxmlformats.org/drawingml/2006/main" xmlns:pic="http://schemas.openxmlformats.org/drawingml/2006/picture" xmlns:c="http://schemas.openxmlformats.org/drawingml/2006/chart" xmlns:lc="http://schemas.openxmlformats.org/drawingml/2006/lockedCanvas" xmlns:dgm="http://schemas.openxmlformats.org/drawingml/2006/diagram" xmlns:wps="http://schemas.microsoft.com/office/word/2010/wordprocessingShape" xmlns:wpg="http://schemas.microsoft.com/office/word/2010/wordprocessingGroup" xmlns:w14="http://schemas.microsoft.com/office/word/2010/wordml" xmlns:w15="http://schemas.microsoft.com/office/word/2012/wordml" xmlns:w16="http://schemas.microsoft.com/office/word/2018/wordml" xmlns:w16cex="http://schemas.microsoft.com/office/word/2018/wordml/cex" xmlns:w16cid="http://schemas.microsoft.com/office/word/2016/wordml/cid" xmlns="http://schemas.microsoft.com/office/tasks/2019/documenttasks" xmlns:cr="http://schemas.microsoft.com/office/comments/2020/reactions"/>
-</file>
-
 <file path=word/styles.xml><?xml version="1.0" encoding="utf-8"?>
-<w:styles xmlns:mc="http://schemas.openxmlformats.org/markup-compatibility/2006" xmlns:o="urn:schemas-microsoft-com:office:office" xmlns:r="http://schemas.openxmlformats.org/officeDocument/2006/relationships" xmlns:m="http://schemas.openxmlformats.org/officeDocument/2006/math" xmlns:v="urn:schemas-microsoft-com:vml" xmlns:wp="http://schemas.openxmlformats.org/drawingml/2006/wordprocessingDrawing" xmlns:w10="urn:schemas-microsoft-com:office:word" xmlns:w="http://schemas.openxmlformats.org/wordprocessingml/2006/main" xmlns:wne="http://schemas.microsoft.com/office/word/2006/wordml" xmlns:sl="http://schemas.openxmlformats.org/schemaLibrary/2006/main" xmlns:a="http://schemas.openxmlformats.org/drawingml/2006/main" xmlns:pic="http://schemas.openxmlformats.org/drawingml/2006/picture" xmlns:c="http://schemas.openxmlformats.org/drawingml/2006/chart" xmlns:lc="http://schemas.openxmlformats.org/drawingml/2006/lockedCanvas" xmlns:dgm="http://schemas.openxmlformats.org/drawingml/2006/diagram" xmlns:wps="http://schemas.microsoft.com/office/word/2010/wordprocessingShape" xmlns:wpg="http://schemas.microsoft.com/office/word/2010/wordprocessingGroup" xmlns:w14="http://schemas.microsoft.com/office/word/2010/wordml" xmlns:w15="http://schemas.microsoft.com/office/word/2012/wordml" xmlns:w16="http://schemas.microsoft.com/office/word/2018/wordml" xmlns:w16cex="http://schemas.microsoft.com/office/word/2018/wordml/cex" xmlns:w16cid="http://schemas.microsoft.com/office/word/2016/wordml/cid" xmlns="http://schemas.microsoft.com/office/tasks/2019/documenttasks" xmlns:cr="http://schemas.microsoft.com/office/comments/2020/reactions">
+<w:styles xmlns:r="http://schemas.openxmlformats.org/officeDocument/2006/relationships" xmlns:w="http://schemas.openxmlformats.org/wordprocessingml/2006/main">
   <w:docDefaults>
     <w:rPrDefault>
       <w:rPr>
-        <w:rFonts w:ascii="Arial" w:cs="Arial" w:eastAsia="Arial" w:hAnsi="Arial"/>
+        <w:rFonts w:ascii="Arial" w:eastAsia="Arial" w:hAnsi="Arial" w:cs="Arial"/>
         <w:sz w:val="22"/>
         <w:szCs w:val="22"/>
-        <w:lang w:val="en_GB"/>
+        <w:lang w:val="en-US" w:eastAsia="en-US" w:bidi="mr-IN"/>
       </w:rPr>
     </w:rPrDefault>
     <w:pPrDefault>
@@ -1643,29 +1788,162 @@
       </w:pPr>
     </w:pPrDefault>
   </w:docDefaults>
-  <w:style w:type="table" w:styleId="TableNormal" w:default="1">
-    <w:name w:val="TableNormal"/>
-    <w:tblPr>
-      <w:tblCellMar>
-        <w:top w:w="100.0" w:type="dxa"/>
-        <w:left w:w="100.0" w:type="dxa"/>
-        <w:bottom w:w="100.0" w:type="dxa"/>
-        <w:right w:w="100.0" w:type="dxa"/>
-      </w:tblCellMar>
-    </w:tblPr>
-  </w:style>
-  <w:style w:type="paragraph" w:styleId="Normal" w:default="1">
-    <w:name w:val="normal"/>
+  <w:latentStyles w:defLockedState="0" w:defUIPriority="99" w:defSemiHidden="1" w:defUnhideWhenUsed="1" w:defQFormat="0" w:count="267">
+    <w:lsdException w:name="Normal" w:semiHidden="0" w:uiPriority="0" w:unhideWhenUsed="0" w:qFormat="1"/>
+    <w:lsdException w:name="heading 1" w:semiHidden="0" w:uiPriority="9" w:unhideWhenUsed="0" w:qFormat="1"/>
+    <w:lsdException w:name="heading 2" w:uiPriority="9" w:qFormat="1"/>
+    <w:lsdException w:name="heading 3" w:uiPriority="9" w:qFormat="1"/>
+    <w:lsdException w:name="heading 4" w:uiPriority="9" w:qFormat="1"/>
+    <w:lsdException w:name="heading 5" w:uiPriority="9" w:qFormat="1"/>
+    <w:lsdException w:name="heading 6" w:uiPriority="9" w:qFormat="1"/>
+    <w:lsdException w:name="heading 7" w:uiPriority="9" w:qFormat="1"/>
+    <w:lsdException w:name="heading 8" w:uiPriority="9" w:qFormat="1"/>
+    <w:lsdException w:name="heading 9" w:uiPriority="9" w:qFormat="1"/>
+    <w:lsdException w:name="toc 1" w:uiPriority="39"/>
+    <w:lsdException w:name="toc 2" w:uiPriority="39"/>
+    <w:lsdException w:name="toc 3" w:uiPriority="39"/>
+    <w:lsdException w:name="toc 4" w:uiPriority="39"/>
+    <w:lsdException w:name="toc 5" w:uiPriority="39"/>
+    <w:lsdException w:name="toc 6" w:uiPriority="39"/>
+    <w:lsdException w:name="toc 7" w:uiPriority="39"/>
+    <w:lsdException w:name="toc 8" w:uiPriority="39"/>
+    <w:lsdException w:name="toc 9" w:uiPriority="39"/>
+    <w:lsdException w:name="caption" w:uiPriority="35" w:qFormat="1"/>
+    <w:lsdException w:name="Title" w:semiHidden="0" w:uiPriority="10" w:unhideWhenUsed="0" w:qFormat="1"/>
+    <w:lsdException w:name="Default Paragraph Font" w:uiPriority="1"/>
+    <w:lsdException w:name="Subtitle" w:semiHidden="0" w:uiPriority="11" w:unhideWhenUsed="0" w:qFormat="1"/>
+    <w:lsdException w:name="Strong" w:semiHidden="0" w:uiPriority="22" w:unhideWhenUsed="0" w:qFormat="1"/>
+    <w:lsdException w:name="Emphasis" w:semiHidden="0" w:uiPriority="20" w:unhideWhenUsed="0" w:qFormat="1"/>
+    <w:lsdException w:name="Table Grid" w:semiHidden="0" w:uiPriority="59" w:unhideWhenUsed="0"/>
+    <w:lsdException w:name="Placeholder Text" w:unhideWhenUsed="0"/>
+    <w:lsdException w:name="No Spacing" w:semiHidden="0" w:uiPriority="1" w:unhideWhenUsed="0" w:qFormat="1"/>
+    <w:lsdException w:name="Light Shading" w:semiHidden="0" w:uiPriority="60" w:unhideWhenUsed="0"/>
+    <w:lsdException w:name="Light List" w:semiHidden="0" w:uiPriority="61" w:unhideWhenUsed="0"/>
+    <w:lsdException w:name="Light Grid" w:semiHidden="0" w:uiPriority="62" w:unhideWhenUsed="0"/>
+    <w:lsdException w:name="Medium Shading 1" w:semiHidden="0" w:uiPriority="63" w:unhideWhenUsed="0"/>
+    <w:lsdException w:name="Medium Shading 2" w:semiHidden="0" w:uiPriority="64" w:unhideWhenUsed="0"/>
+    <w:lsdException w:name="Medium List 1" w:semiHidden="0" w:uiPriority="65" w:unhideWhenUsed="0"/>
+    <w:lsdException w:name="Medium List 2" w:semiHidden="0" w:uiPriority="66" w:unhideWhenUsed="0"/>
+    <w:lsdException w:name="Medium Grid 1" w:semiHidden="0" w:uiPriority="67" w:unhideWhenUsed="0"/>
+    <w:lsdException w:name="Medium Grid 2" w:semiHidden="0" w:uiPriority="68" w:unhideWhenUsed="0"/>
+    <w:lsdException w:name="Medium Grid 3" w:semiHidden="0" w:uiPriority="69" w:unhideWhenUsed="0"/>
+    <w:lsdException w:name="Dark List" w:semiHidden="0" w:uiPriority="70" w:unhideWhenUsed="0"/>
+    <w:lsdException w:name="Colorful Shading" w:semiHidden="0" w:uiPriority="71" w:unhideWhenUsed="0"/>
+    <w:lsdException w:name="Colorful List" w:semiHidden="0" w:uiPriority="72" w:unhideWhenUsed="0"/>
+    <w:lsdException w:name="Colorful Grid" w:semiHidden="0" w:uiPriority="73" w:unhideWhenUsed="0"/>
+    <w:lsdException w:name="Light Shading Accent 1" w:semiHidden="0" w:uiPriority="60" w:unhideWhenUsed="0"/>
+    <w:lsdException w:name="Light List Accent 1" w:semiHidden="0" w:uiPriority="61" w:unhideWhenUsed="0"/>
+    <w:lsdException w:name="Light Grid Accent 1" w:semiHidden="0" w:uiPriority="62" w:unhideWhenUsed="0"/>
+    <w:lsdException w:name="Medium Shading 1 Accent 1" w:semiHidden="0" w:uiPriority="63" w:unhideWhenUsed="0"/>
+    <w:lsdException w:name="Medium Shading 2 Accent 1" w:semiHidden="0" w:uiPriority="64" w:unhideWhenUsed="0"/>
+    <w:lsdException w:name="Medium List 1 Accent 1" w:semiHidden="0" w:uiPriority="65" w:unhideWhenUsed="0"/>
+    <w:lsdException w:name="Revision" w:unhideWhenUsed="0"/>
+    <w:lsdException w:name="List Paragraph" w:semiHidden="0" w:uiPriority="34" w:unhideWhenUsed="0" w:qFormat="1"/>
+    <w:lsdException w:name="Quote" w:semiHidden="0" w:uiPriority="29" w:unhideWhenUsed="0" w:qFormat="1"/>
+    <w:lsdException w:name="Intense Quote" w:semiHidden="0" w:uiPriority="30" w:unhideWhenUsed="0" w:qFormat="1"/>
+    <w:lsdException w:name="Medium List 2 Accent 1" w:semiHidden="0" w:uiPriority="66" w:unhideWhenUsed="0"/>
+    <w:lsdException w:name="Medium Grid 1 Accent 1" w:semiHidden="0" w:uiPriority="67" w:unhideWhenUsed="0"/>
+    <w:lsdException w:name="Medium Grid 2 Accent 1" w:semiHidden="0" w:uiPriority="68" w:unhideWhenUsed="0"/>
+    <w:lsdException w:name="Medium Grid 3 Accent 1" w:semiHidden="0" w:uiPriority="69" w:unhideWhenUsed="0"/>
+    <w:lsdException w:name="Dark List Accent 1" w:semiHidden="0" w:uiPriority="70" w:unhideWhenUsed="0"/>
+    <w:lsdException w:name="Colorful Shading Accent 1" w:semiHidden="0" w:uiPriority="71" w:unhideWhenUsed="0"/>
+    <w:lsdException w:name="Colorful List Accent 1" w:semiHidden="0" w:uiPriority="72" w:unhideWhenUsed="0"/>
+    <w:lsdException w:name="Colorful Grid Accent 1" w:semiHidden="0" w:uiPriority="73" w:unhideWhenUsed="0"/>
+    <w:lsdException w:name="Light Shading Accent 2" w:semiHidden="0" w:uiPriority="60" w:unhideWhenUsed="0"/>
+    <w:lsdException w:name="Light List Accent 2" w:semiHidden="0" w:uiPriority="61" w:unhideWhenUsed="0"/>
+    <w:lsdException w:name="Light Grid Accent 2" w:semiHidden="0" w:uiPriority="62" w:unhideWhenUsed="0"/>
+    <w:lsdException w:name="Medium Shading 1 Accent 2" w:semiHidden="0" w:uiPriority="63" w:unhideWhenUsed="0"/>
+    <w:lsdException w:name="Medium Shading 2 Accent 2" w:semiHidden="0" w:uiPriority="64" w:unhideWhenUsed="0"/>
+    <w:lsdException w:name="Medium List 1 Accent 2" w:semiHidden="0" w:uiPriority="65" w:unhideWhenUsed="0"/>
+    <w:lsdException w:name="Medium List 2 Accent 2" w:semiHidden="0" w:uiPriority="66" w:unhideWhenUsed="0"/>
+    <w:lsdException w:name="Medium Grid 1 Accent 2" w:semiHidden="0" w:uiPriority="67" w:unhideWhenUsed="0"/>
+    <w:lsdException w:name="Medium Grid 2 Accent 2" w:semiHidden="0" w:uiPriority="68" w:unhideWhenUsed="0"/>
+    <w:lsdException w:name="Medium Grid 3 Accent 2" w:semiHidden="0" w:uiPriority="69" w:unhideWhenUsed="0"/>
+    <w:lsdException w:name="Dark List Accent 2" w:semiHidden="0" w:uiPriority="70" w:unhideWhenUsed="0"/>
+    <w:lsdException w:name="Colorful Shading Accent 2" w:semiHidden="0" w:uiPriority="71" w:unhideWhenUsed="0"/>
+    <w:lsdException w:name="Colorful List Accent 2" w:semiHidden="0" w:uiPriority="72" w:unhideWhenUsed="0"/>
+    <w:lsdException w:name="Colorful Grid Accent 2" w:semiHidden="0" w:uiPriority="73" w:unhideWhenUsed="0"/>
+    <w:lsdException w:name="Light Shading Accent 3" w:semiHidden="0" w:uiPriority="60" w:unhideWhenUsed="0"/>
+    <w:lsdException w:name="Light List Accent 3" w:semiHidden="0" w:uiPriority="61" w:unhideWhenUsed="0"/>
+    <w:lsdException w:name="Light Grid Accent 3" w:semiHidden="0" w:uiPriority="62" w:unhideWhenUsed="0"/>
+    <w:lsdException w:name="Medium Shading 1 Accent 3" w:semiHidden="0" w:uiPriority="63" w:unhideWhenUsed="0"/>
+    <w:lsdException w:name="Medium Shading 2 Accent 3" w:semiHidden="0" w:uiPriority="64" w:unhideWhenUsed="0"/>
+    <w:lsdException w:name="Medium List 1 Accent 3" w:semiHidden="0" w:uiPriority="65" w:unhideWhenUsed="0"/>
+    <w:lsdException w:name="Medium List 2 Accent 3" w:semiHidden="0" w:uiPriority="66" w:unhideWhenUsed="0"/>
+    <w:lsdException w:name="Medium Grid 1 Accent 3" w:semiHidden="0" w:uiPriority="67" w:unhideWhenUsed="0"/>
+    <w:lsdException w:name="Medium Grid 2 Accent 3" w:semiHidden="0" w:uiPriority="68" w:unhideWhenUsed="0"/>
+    <w:lsdException w:name="Medium Grid 3 Accent 3" w:semiHidden="0" w:uiPriority="69" w:unhideWhenUsed="0"/>
+    <w:lsdException w:name="Dark List Accent 3" w:semiHidden="0" w:uiPriority="70" w:unhideWhenUsed="0"/>
+    <w:lsdException w:name="Colorful Shading Accent 3" w:semiHidden="0" w:uiPriority="71" w:unhideWhenUsed="0"/>
+    <w:lsdException w:name="Colorful List Accent 3" w:semiHidden="0" w:uiPriority="72" w:unhideWhenUsed="0"/>
+    <w:lsdException w:name="Colorful Grid Accent 3" w:semiHidden="0" w:uiPriority="73" w:unhideWhenUsed="0"/>
+    <w:lsdException w:name="Light Shading Accent 4" w:semiHidden="0" w:uiPriority="60" w:unhideWhenUsed="0"/>
+    <w:lsdException w:name="Light List Accent 4" w:semiHidden="0" w:uiPriority="61" w:unhideWhenUsed="0"/>
+    <w:lsdException w:name="Light Grid Accent 4" w:semiHidden="0" w:uiPriority="62" w:unhideWhenUsed="0"/>
+    <w:lsdException w:name="Medium Shading 1 Accent 4" w:semiHidden="0" w:uiPriority="63" w:unhideWhenUsed="0"/>
+    <w:lsdException w:name="Medium Shading 2 Accent 4" w:semiHidden="0" w:uiPriority="64" w:unhideWhenUsed="0"/>
+    <w:lsdException w:name="Medium List 1 Accent 4" w:semiHidden="0" w:uiPriority="65" w:unhideWhenUsed="0"/>
+    <w:lsdException w:name="Medium List 2 Accent 4" w:semiHidden="0" w:uiPriority="66" w:unhideWhenUsed="0"/>
+    <w:lsdException w:name="Medium Grid 1 Accent 4" w:semiHidden="0" w:uiPriority="67" w:unhideWhenUsed="0"/>
+    <w:lsdException w:name="Medium Grid 2 Accent 4" w:semiHidden="0" w:uiPriority="68" w:unhideWhenUsed="0"/>
+    <w:lsdException w:name="Medium Grid 3 Accent 4" w:semiHidden="0" w:uiPriority="69" w:unhideWhenUsed="0"/>
+    <w:lsdException w:name="Dark List Accent 4" w:semiHidden="0" w:uiPriority="70" w:unhideWhenUsed="0"/>
+    <w:lsdException w:name="Colorful Shading Accent 4" w:semiHidden="0" w:uiPriority="71" w:unhideWhenUsed="0"/>
+    <w:lsdException w:name="Colorful List Accent 4" w:semiHidden="0" w:uiPriority="72" w:unhideWhenUsed="0"/>
+    <w:lsdException w:name="Colorful Grid Accent 4" w:semiHidden="0" w:uiPriority="73" w:unhideWhenUsed="0"/>
+    <w:lsdException w:name="Light Shading Accent 5" w:semiHidden="0" w:uiPriority="60" w:unhideWhenUsed="0"/>
+    <w:lsdException w:name="Light List Accent 5" w:semiHidden="0" w:uiPriority="61" w:unhideWhenUsed="0"/>
+    <w:lsdException w:name="Light Grid Accent 5" w:semiHidden="0" w:uiPriority="62" w:unhideWhenUsed="0"/>
+    <w:lsdException w:name="Medium Shading 1 Accent 5" w:semiHidden="0" w:uiPriority="63" w:unhideWhenUsed="0"/>
+    <w:lsdException w:name="Medium Shading 2 Accent 5" w:semiHidden="0" w:uiPriority="64" w:unhideWhenUsed="0"/>
+    <w:lsdException w:name="Medium List 1 Accent 5" w:semiHidden="0" w:uiPriority="65" w:unhideWhenUsed="0"/>
+    <w:lsdException w:name="Medium List 2 Accent 5" w:semiHidden="0" w:uiPriority="66" w:unhideWhenUsed="0"/>
+    <w:lsdException w:name="Medium Grid 1 Accent 5" w:semiHidden="0" w:uiPriority="67" w:unhideWhenUsed="0"/>
+    <w:lsdException w:name="Medium Grid 2 Accent 5" w:semiHidden="0" w:uiPriority="68" w:unhideWhenUsed="0"/>
+    <w:lsdException w:name="Medium Grid 3 Accent 5" w:semiHidden="0" w:uiPriority="69" w:unhideWhenUsed="0"/>
+    <w:lsdException w:name="Dark List Accent 5" w:semiHidden="0" w:uiPriority="70" w:unhideWhenUsed="0"/>
+    <w:lsdException w:name="Colorful Shading Accent 5" w:semiHidden="0" w:uiPriority="71" w:unhideWhenUsed="0"/>
+    <w:lsdException w:name="Colorful List Accent 5" w:semiHidden="0" w:uiPriority="72" w:unhideWhenUsed="0"/>
+    <w:lsdException w:name="Colorful Grid Accent 5" w:semiHidden="0" w:uiPriority="73" w:unhideWhenUsed="0"/>
+    <w:lsdException w:name="Light Shading Accent 6" w:semiHidden="0" w:uiPriority="60" w:unhideWhenUsed="0"/>
+    <w:lsdException w:name="Light List Accent 6" w:semiHidden="0" w:uiPriority="61" w:unhideWhenUsed="0"/>
+    <w:lsdException w:name="Light Grid Accent 6" w:semiHidden="0" w:uiPriority="62" w:unhideWhenUsed="0"/>
+    <w:lsdException w:name="Medium Shading 1 Accent 6" w:semiHidden="0" w:uiPriority="63" w:unhideWhenUsed="0"/>
+    <w:lsdException w:name="Medium Shading 2 Accent 6" w:semiHidden="0" w:uiPriority="64" w:unhideWhenUsed="0"/>
+    <w:lsdException w:name="Medium List 1 Accent 6" w:semiHidden="0" w:uiPriority="65" w:unhideWhenUsed="0"/>
+    <w:lsdException w:name="Medium List 2 Accent 6" w:semiHidden="0" w:uiPriority="66" w:unhideWhenUsed="0"/>
+    <w:lsdException w:name="Medium Grid 1 Accent 6" w:semiHidden="0" w:uiPriority="67" w:unhideWhenUsed="0"/>
+    <w:lsdException w:name="Medium Grid 2 Accent 6" w:semiHidden="0" w:uiPriority="68" w:unhideWhenUsed="0"/>
+    <w:lsdException w:name="Medium Grid 3 Accent 6" w:semiHidden="0" w:uiPriority="69" w:unhideWhenUsed="0"/>
+    <w:lsdException w:name="Dark List Accent 6" w:semiHidden="0" w:uiPriority="70" w:unhideWhenUsed="0"/>
+    <w:lsdException w:name="Colorful Shading Accent 6" w:semiHidden="0" w:uiPriority="71" w:unhideWhenUsed="0"/>
+    <w:lsdException w:name="Colorful List Accent 6" w:semiHidden="0" w:uiPriority="72" w:unhideWhenUsed="0"/>
+    <w:lsdException w:name="Colorful Grid Accent 6" w:semiHidden="0" w:uiPriority="73" w:unhideWhenUsed="0"/>
+    <w:lsdException w:name="Subtle Emphasis" w:semiHidden="0" w:uiPriority="19" w:unhideWhenUsed="0" w:qFormat="1"/>
+    <w:lsdException w:name="Intense Emphasis" w:semiHidden="0" w:uiPriority="21" w:unhideWhenUsed="0" w:qFormat="1"/>
+    <w:lsdException w:name="Subtle Reference" w:semiHidden="0" w:uiPriority="31" w:unhideWhenUsed="0" w:qFormat="1"/>
+    <w:lsdException w:name="Intense Reference" w:semiHidden="0" w:uiPriority="32" w:unhideWhenUsed="0" w:qFormat="1"/>
+    <w:lsdException w:name="Book Title" w:semiHidden="0" w:uiPriority="33" w:unhideWhenUsed="0" w:qFormat="1"/>
+    <w:lsdException w:name="Bibliography" w:uiPriority="37"/>
+    <w:lsdException w:name="TOC Heading" w:uiPriority="39" w:qFormat="1"/>
+  </w:latentStyles>
+  <w:style w:type="paragraph" w:default="1" w:styleId="Normal">
+    <w:name w:val="Normal"/>
+    <w:qFormat/>
+    <w:rPr>
+      <w:rFonts w:cs="Mangal"/>
+    </w:rPr>
   </w:style>
   <w:style w:type="paragraph" w:styleId="Heading1">
     <w:name w:val="heading 1"/>
-    <w:basedOn w:val="Normal"/>
-    <w:next w:val="Normal"/>
+    <w:basedOn w:val="normal0"/>
+    <w:next w:val="normal0"/>
+    <w:rsid w:val="000121A8"/>
     <w:pPr>
-      <w:keepNext w:val="1"/>
-      <w:keepLines w:val="1"/>
-      <w:pageBreakBefore w:val="0"/>
-      <w:spacing w:after="120" w:before="400" w:lineRule="auto"/>
+      <w:keepNext/>
+      <w:keepLines/>
+      <w:spacing w:before="400" w:after="120"/>
+      <w:outlineLvl w:val="0"/>
     </w:pPr>
     <w:rPr>
       <w:sz w:val="40"/>
@@ -1674,34 +1952,32 @@
   </w:style>
   <w:style w:type="paragraph" w:styleId="Heading2">
     <w:name w:val="heading 2"/>
-    <w:basedOn w:val="Normal"/>
-    <w:next w:val="Normal"/>
+    <w:basedOn w:val="normal0"/>
+    <w:next w:val="normal0"/>
+    <w:rsid w:val="000121A8"/>
     <w:pPr>
-      <w:keepNext w:val="1"/>
-      <w:keepLines w:val="1"/>
-      <w:pageBreakBefore w:val="0"/>
-      <w:spacing w:after="120" w:before="360" w:lineRule="auto"/>
+      <w:keepNext/>
+      <w:keepLines/>
+      <w:spacing w:before="360" w:after="120"/>
+      <w:outlineLvl w:val="1"/>
     </w:pPr>
     <w:rPr>
-      <w:b w:val="0"/>
-      <w:bCs w:val="0"/>
       <w:sz w:val="32"/>
       <w:szCs w:val="32"/>
     </w:rPr>
   </w:style>
   <w:style w:type="paragraph" w:styleId="Heading3">
     <w:name w:val="heading 3"/>
-    <w:basedOn w:val="Normal"/>
-    <w:next w:val="Normal"/>
+    <w:basedOn w:val="normal0"/>
+    <w:next w:val="normal0"/>
+    <w:rsid w:val="000121A8"/>
     <w:pPr>
-      <w:keepNext w:val="1"/>
-      <w:keepLines w:val="1"/>
-      <w:pageBreakBefore w:val="0"/>
-      <w:spacing w:after="80" w:before="320" w:lineRule="auto"/>
+      <w:keepNext/>
+      <w:keepLines/>
+      <w:spacing w:before="320" w:after="80"/>
+      <w:outlineLvl w:val="2"/>
     </w:pPr>
     <w:rPr>
-      <w:b w:val="0"/>
-      <w:bCs w:val="0"/>
       <w:color w:val="434343"/>
       <w:sz w:val="28"/>
       <w:szCs w:val="28"/>
@@ -1709,13 +1985,14 @@
   </w:style>
   <w:style w:type="paragraph" w:styleId="Heading4">
     <w:name w:val="heading 4"/>
-    <w:basedOn w:val="Normal"/>
-    <w:next w:val="Normal"/>
+    <w:basedOn w:val="normal0"/>
+    <w:next w:val="normal0"/>
+    <w:rsid w:val="000121A8"/>
     <w:pPr>
-      <w:keepNext w:val="1"/>
-      <w:keepLines w:val="1"/>
-      <w:pageBreakBefore w:val="0"/>
-      <w:spacing w:after="80" w:before="280" w:lineRule="auto"/>
+      <w:keepNext/>
+      <w:keepLines/>
+      <w:spacing w:before="280" w:after="80"/>
+      <w:outlineLvl w:val="3"/>
     </w:pPr>
     <w:rPr>
       <w:color w:val="666666"/>
@@ -1725,47 +2002,89 @@
   </w:style>
   <w:style w:type="paragraph" w:styleId="Heading5">
     <w:name w:val="heading 5"/>
-    <w:basedOn w:val="Normal"/>
-    <w:next w:val="Normal"/>
+    <w:basedOn w:val="normal0"/>
+    <w:next w:val="normal0"/>
+    <w:rsid w:val="000121A8"/>
     <w:pPr>
-      <w:keepNext w:val="1"/>
-      <w:keepLines w:val="1"/>
-      <w:pageBreakBefore w:val="0"/>
-      <w:spacing w:after="80" w:before="240" w:lineRule="auto"/>
+      <w:keepNext/>
+      <w:keepLines/>
+      <w:spacing w:before="240" w:after="80"/>
+      <w:outlineLvl w:val="4"/>
     </w:pPr>
     <w:rPr>
       <w:color w:val="666666"/>
-      <w:sz w:val="22"/>
-      <w:szCs w:val="22"/>
     </w:rPr>
   </w:style>
   <w:style w:type="paragraph" w:styleId="Heading6">
     <w:name w:val="heading 6"/>
-    <w:basedOn w:val="Normal"/>
-    <w:next w:val="Normal"/>
+    <w:basedOn w:val="normal0"/>
+    <w:next w:val="normal0"/>
+    <w:rsid w:val="000121A8"/>
     <w:pPr>
-      <w:keepNext w:val="1"/>
-      <w:keepLines w:val="1"/>
-      <w:pageBreakBefore w:val="0"/>
-      <w:spacing w:after="80" w:before="240" w:lineRule="auto"/>
+      <w:keepNext/>
+      <w:keepLines/>
+      <w:spacing w:before="240" w:after="80"/>
+      <w:outlineLvl w:val="5"/>
     </w:pPr>
     <w:rPr>
-      <w:i w:val="1"/>
-      <w:iCs w:val="1"/>
+      <w:i/>
+      <w:iCs/>
       <w:color w:val="666666"/>
-      <w:sz w:val="22"/>
-      <w:szCs w:val="22"/>
     </w:rPr>
+  </w:style>
+  <w:style w:type="character" w:default="1" w:styleId="DefaultParagraphFont">
+    <w:name w:val="Default Paragraph Font"/>
+    <w:uiPriority w:val="1"/>
+    <w:semiHidden/>
+    <w:unhideWhenUsed/>
+  </w:style>
+  <w:style w:type="table" w:default="1" w:styleId="TableNormal">
+    <w:name w:val="Normal Table"/>
+    <w:uiPriority w:val="99"/>
+    <w:semiHidden/>
+    <w:unhideWhenUsed/>
+    <w:qFormat/>
+    <w:tblPr>
+      <w:tblInd w:w="0" w:type="dxa"/>
+      <w:tblCellMar>
+        <w:top w:w="0" w:type="dxa"/>
+        <w:left w:w="108" w:type="dxa"/>
+        <w:bottom w:w="0" w:type="dxa"/>
+        <w:right w:w="108" w:type="dxa"/>
+      </w:tblCellMar>
+    </w:tblPr>
+  </w:style>
+  <w:style w:type="numbering" w:default="1" w:styleId="NoList">
+    <w:name w:val="No List"/>
+    <w:uiPriority w:val="99"/>
+    <w:semiHidden/>
+    <w:unhideWhenUsed/>
+  </w:style>
+  <w:style w:type="table" w:customStyle="1" w:styleId="TableNormal0">
+    <w:name w:val="TableNormal"/>
+    <w:rsid w:val="000121A8"/>
+    <w:tblPr>
+      <w:tblCellMar>
+        <w:top w:w="100" w:type="dxa"/>
+        <w:left w:w="100" w:type="dxa"/>
+        <w:bottom w:w="100" w:type="dxa"/>
+        <w:right w:w="100" w:type="dxa"/>
+      </w:tblCellMar>
+    </w:tblPr>
+  </w:style>
+  <w:style w:type="paragraph" w:customStyle="1" w:styleId="normal0">
+    <w:name w:val="normal"/>
+    <w:rsid w:val="000121A8"/>
   </w:style>
   <w:style w:type="paragraph" w:styleId="Title">
     <w:name w:val="Title"/>
-    <w:basedOn w:val="Normal"/>
-    <w:next w:val="Normal"/>
+    <w:basedOn w:val="normal0"/>
+    <w:next w:val="normal0"/>
+    <w:rsid w:val="000121A8"/>
     <w:pPr>
-      <w:keepNext w:val="1"/>
-      <w:keepLines w:val="1"/>
-      <w:pageBreakBefore w:val="0"/>
-      <w:spacing w:after="60" w:before="0" w:lineRule="auto"/>
+      <w:keepNext/>
+      <w:keepLines/>
+      <w:spacing w:after="60"/>
     </w:pPr>
     <w:rPr>
       <w:sz w:val="52"/>
@@ -1774,21 +2093,76 @@
   </w:style>
   <w:style w:type="paragraph" w:styleId="Subtitle">
     <w:name w:val="Subtitle"/>
-    <w:basedOn w:val="Normal"/>
-    <w:next w:val="Normal"/>
+    <w:basedOn w:val="normal0"/>
+    <w:next w:val="normal0"/>
+    <w:rsid w:val="000121A8"/>
     <w:pPr>
-      <w:keepNext w:val="1"/>
-      <w:keepLines w:val="1"/>
-      <w:pageBreakBefore w:val="0"/>
-      <w:spacing w:after="320" w:before="0" w:lineRule="auto"/>
+      <w:keepNext/>
+      <w:keepLines/>
+      <w:spacing w:after="320"/>
     </w:pPr>
     <w:rPr>
-      <w:rFonts w:ascii="Arial" w:cs="Arial" w:eastAsia="Arial" w:hAnsi="Arial"/>
-      <w:i w:val="0"/>
-      <w:iCs w:val="0"/>
       <w:color w:val="666666"/>
       <w:sz w:val="30"/>
       <w:szCs w:val="30"/>
+    </w:rPr>
+  </w:style>
+  <w:style w:type="paragraph" w:styleId="BalloonText">
+    <w:name w:val="Balloon Text"/>
+    <w:basedOn w:val="Normal"/>
+    <w:link w:val="BalloonTextChar"/>
+    <w:uiPriority w:val="99"/>
+    <w:semiHidden/>
+    <w:unhideWhenUsed/>
+    <w:rsid w:val="00C6764E"/>
+    <w:pPr>
+      <w:spacing w:line="240" w:lineRule="auto"/>
+    </w:pPr>
+    <w:rPr>
+      <w:rFonts w:ascii="Tahoma" w:hAnsi="Tahoma" w:cs="Tahoma"/>
+      <w:sz w:val="16"/>
+      <w:szCs w:val="14"/>
+    </w:rPr>
+  </w:style>
+  <w:style w:type="character" w:customStyle="1" w:styleId="BalloonTextChar">
+    <w:name w:val="Balloon Text Char"/>
+    <w:basedOn w:val="DefaultParagraphFont"/>
+    <w:link w:val="BalloonText"/>
+    <w:uiPriority w:val="99"/>
+    <w:semiHidden/>
+    <w:rsid w:val="00C6764E"/>
+    <w:rPr>
+      <w:rFonts w:ascii="Tahoma" w:hAnsi="Tahoma" w:cs="Tahoma"/>
+      <w:sz w:val="16"/>
+      <w:szCs w:val="14"/>
+    </w:rPr>
+  </w:style>
+  <w:style w:type="paragraph" w:styleId="NormalWeb">
+    <w:name w:val="Normal (Web)"/>
+    <w:basedOn w:val="Normal"/>
+    <w:uiPriority w:val="99"/>
+    <w:semiHidden/>
+    <w:unhideWhenUsed/>
+    <w:rsid w:val="00C6764E"/>
+    <w:pPr>
+      <w:spacing w:before="100" w:beforeAutospacing="1" w:after="100" w:afterAutospacing="1" w:line="240" w:lineRule="auto"/>
+    </w:pPr>
+    <w:rPr>
+      <w:rFonts w:ascii="Times New Roman" w:eastAsia="Times New Roman" w:hAnsi="Times New Roman" w:cs="Times New Roman"/>
+      <w:sz w:val="24"/>
+      <w:szCs w:val="24"/>
+    </w:rPr>
+  </w:style>
+  <w:style w:type="character" w:styleId="Hyperlink">
+    <w:name w:val="Hyperlink"/>
+    <w:basedOn w:val="DefaultParagraphFont"/>
+    <w:uiPriority w:val="99"/>
+    <w:semiHidden/>
+    <w:unhideWhenUsed/>
+    <w:rsid w:val="00C6764E"/>
+    <w:rPr>
+      <w:color w:val="0000FF"/>
+      <w:u w:val="single"/>
     </w:rPr>
   </w:style>
 </w:styles>
